--- a/Circuit/实验三/实验三  叠加定理.docx
+++ b/Circuit/实验三/实验三  叠加定理.docx
@@ -1,6 +1,6 @@
 
 <file path=word/document.xml><?xml version="1.0" encoding="utf-8"?>
-<w:document xmlns:wpc="http://schemas.microsoft.com/office/word/2010/wordprocessingCanvas" xmlns:cx="http://schemas.microsoft.com/office/drawing/2014/chartex" xmlns:cx1="http://schemas.microsoft.com/office/drawing/2015/9/8/chartex" xmlns:cx2="http://schemas.microsoft.com/office/drawing/2015/10/21/chartex" xmlns:cx3="http://schemas.microsoft.com/office/drawing/2016/5/9/chartex" xmlns:cx4="http://schemas.microsoft.com/office/drawing/2016/5/10/chartex" xmlns:cx5="http://schemas.microsoft.com/office/drawing/2016/5/11/chartex" xmlns:cx6="http://schemas.microsoft.com/office/drawing/2016/5/12/chartex" xmlns:cx7="http://schemas.microsoft.com/office/drawing/2016/5/13/chartex" xmlns:cx8="http://schemas.microsoft.com/office/drawing/2016/5/14/chartex" xmlns:mc="http://schemas.openxmlformats.org/markup-compatibility/2006" xmlns:aink="http://schemas.microsoft.com/office/drawing/2016/ink" xmlns:am3d="http://schemas.microsoft.com/office/drawing/2017/model3d" xmlns:o="urn:schemas-microsoft-com:office:office" xmlns:r="http://schemas.openxmlformats.org/officeDocument/2006/relationships" xmlns:m="http://schemas.openxmlformats.org/officeDocument/2006/math" xmlns:v="urn:schemas-microsoft-com:vml" xmlns:wp14="http://schemas.microsoft.com/office/word/2010/wordprocessingDrawing" xmlns:wp="http://schemas.openxmlformats.org/drawingml/2006/wordprocessingDrawing" xmlns:w10="urn:schemas-microsoft-com:office:word" xmlns:w="http://schemas.openxmlformats.org/wordprocessingml/2006/main" xmlns:w14="http://schemas.microsoft.com/office/word/2010/wordml" xmlns:w15="http://schemas.microsoft.com/office/word/2012/wordml" xmlns:w16cex="http://schemas.microsoft.com/office/word/2018/wordml/cex" xmlns:w16cid="http://schemas.microsoft.com/office/word/2016/wordml/cid" xmlns:w16="http://schemas.microsoft.com/office/word/2018/wordml" xmlns:w16sdtdh="http://schemas.microsoft.com/office/word/2020/wordml/sdtdatahash" xmlns:w16se="http://schemas.microsoft.com/office/word/2015/wordml/symex" xmlns:wpg="http://schemas.microsoft.com/office/word/2010/wordprocessingGroup" xmlns:wpi="http://schemas.microsoft.com/office/word/2010/wordprocessingInk" xmlns:wne="http://schemas.microsoft.com/office/word/2006/wordml" xmlns:wps="http://schemas.microsoft.com/office/word/2010/wordprocessingShape" mc:Ignorable="w14 w15 w16se w16cid w16 w16cex w16sdtdh wp14">
+<w:document xmlns:wpc="http://schemas.microsoft.com/office/word/2010/wordprocessingCanvas" xmlns:mc="http://schemas.openxmlformats.org/markup-compatibility/2006" xmlns:o="urn:schemas-microsoft-com:office:office" xmlns:r="http://schemas.openxmlformats.org/officeDocument/2006/relationships" xmlns:m="http://schemas.openxmlformats.org/officeDocument/2006/math" xmlns:v="urn:schemas-microsoft-com:vml" xmlns:wp14="http://schemas.microsoft.com/office/word/2010/wordprocessingDrawing" xmlns:wp="http://schemas.openxmlformats.org/drawingml/2006/wordprocessingDrawing" xmlns:w="http://schemas.openxmlformats.org/wordprocessingml/2006/main" xmlns:w14="http://schemas.microsoft.com/office/word/2010/wordml" xmlns:w10="urn:schemas-microsoft-com:office:word" xmlns:w15="http://schemas.microsoft.com/office/word/2012/wordml" xmlns:wpg="http://schemas.microsoft.com/office/word/2010/wordprocessingGroup" xmlns:wpi="http://schemas.microsoft.com/office/word/2010/wordprocessingInk" xmlns:wne="http://schemas.microsoft.com/office/word/2006/wordml" xmlns:wps="http://schemas.microsoft.com/office/word/2010/wordprocessingShape" xmlns:wpsCustomData="http://www.wps.cn/officeDocument/2013/wpsCustomData" mc:Ignorable="w14 w15 wp14">
   <w:body>
     <w:p>
       <w:pPr>
@@ -8,7 +8,7 @@
         <w:spacing w:after="160" w:line="300" w:lineRule="auto"/>
         <w:jc w:val="center"/>
         <w:rPr>
-          <w:rFonts w:ascii="Cambria Math" w:eastAsia="等线" w:hAnsi="Cambria Math"/>
+          <w:rFonts w:ascii="Cambria Math" w:hAnsi="Cambria Math" w:eastAsia="等线"/>
           <w:b/>
           <w:kern w:val="0"/>
           <w:sz w:val="32"/>
@@ -17,33 +17,13 @@
       </w:pPr>
       <w:r>
         <w:rPr>
-          <w:rFonts w:ascii="Cambria Math" w:eastAsia="等线" w:hAnsi="Cambria Math" w:hint="eastAsia"/>
+          <w:rFonts w:hint="eastAsia" w:ascii="Cambria Math" w:hAnsi="Cambria Math" w:eastAsia="等线"/>
           <w:b/>
           <w:kern w:val="0"/>
           <w:sz w:val="32"/>
           <w:szCs w:val="32"/>
         </w:rPr>
-        <w:t>实验三</w:t>
-      </w:r>
-      <w:r>
-        <w:rPr>
-          <w:rFonts w:ascii="Cambria Math" w:eastAsia="等线" w:hAnsi="Cambria Math" w:hint="eastAsia"/>
-          <w:b/>
-          <w:kern w:val="0"/>
-          <w:sz w:val="32"/>
-          <w:szCs w:val="32"/>
-        </w:rPr>
-        <w:t xml:space="preserve">  </w:t>
-      </w:r>
-      <w:r>
-        <w:rPr>
-          <w:rFonts w:ascii="Cambria Math" w:eastAsia="等线" w:hAnsi="Cambria Math" w:hint="eastAsia"/>
-          <w:b/>
-          <w:kern w:val="0"/>
-          <w:sz w:val="32"/>
-          <w:szCs w:val="32"/>
-        </w:rPr>
-        <w:t>叠加定理</w:t>
+        <w:t>实验三  叠加定理</w:t>
       </w:r>
     </w:p>
     <w:p>
@@ -52,7 +32,7 @@
         <w:spacing w:after="160" w:line="300" w:lineRule="auto"/>
         <w:jc w:val="left"/>
         <w:rPr>
-          <w:rFonts w:ascii="楷体_GB2312" w:eastAsia="楷体_GB2312" w:hAnsi="宋体"/>
+          <w:rFonts w:ascii="楷体_GB2312" w:hAnsi="宋体" w:eastAsia="楷体_GB2312"/>
           <w:b/>
           <w:kern w:val="0"/>
           <w:sz w:val="28"/>
@@ -61,7 +41,7 @@
       </w:pPr>
       <w:r>
         <w:rPr>
-          <w:rFonts w:ascii="楷体_GB2312" w:eastAsia="楷体_GB2312" w:hAnsi="宋体" w:hint="eastAsia"/>
+          <w:rFonts w:hint="eastAsia" w:ascii="楷体_GB2312" w:hAnsi="宋体" w:eastAsia="楷体_GB2312"/>
           <w:b/>
           <w:kern w:val="0"/>
           <w:sz w:val="28"/>
@@ -74,7 +54,7 @@
       <w:pPr>
         <w:widowControl/>
         <w:spacing w:after="160" w:line="360" w:lineRule="auto"/>
-        <w:ind w:leftChars="100" w:left="210"/>
+        <w:ind w:left="210" w:leftChars="100"/>
         <w:jc w:val="left"/>
         <w:rPr>
           <w:spacing w:val="-1"/>
@@ -90,25 +70,7 @@
           <w:szCs w:val="21"/>
           <w:lang w:val="zh-CN" w:bidi="zh-CN"/>
         </w:rPr>
-        <w:t>（</w:t>
-      </w:r>
-      <w:r>
-        <w:rPr>
-          <w:spacing w:val="-1"/>
-          <w:kern w:val="0"/>
-          <w:szCs w:val="21"/>
-          <w:lang w:val="zh-CN" w:bidi="zh-CN"/>
-        </w:rPr>
-        <w:t>1</w:t>
-      </w:r>
-      <w:r>
-        <w:rPr>
-          <w:spacing w:val="-1"/>
-          <w:kern w:val="0"/>
-          <w:szCs w:val="21"/>
-          <w:lang w:val="zh-CN" w:bidi="zh-CN"/>
-        </w:rPr>
-        <w:t>）</w:t>
+        <w:t>（1）</w:t>
       </w:r>
       <w:r>
         <w:rPr>
@@ -134,7 +96,7 @@
       <w:pPr>
         <w:widowControl/>
         <w:spacing w:after="160" w:line="360" w:lineRule="auto"/>
-        <w:ind w:leftChars="100" w:left="210"/>
+        <w:ind w:left="210" w:leftChars="100"/>
         <w:jc w:val="left"/>
         <w:rPr>
           <w:spacing w:val="-1"/>
@@ -150,25 +112,7 @@
           <w:szCs w:val="21"/>
           <w:lang w:val="zh-CN" w:bidi="zh-CN"/>
         </w:rPr>
-        <w:t>（</w:t>
-      </w:r>
-      <w:r>
-        <w:rPr>
-          <w:spacing w:val="-1"/>
-          <w:kern w:val="0"/>
-          <w:szCs w:val="21"/>
-          <w:lang w:val="zh-CN" w:bidi="zh-CN"/>
-        </w:rPr>
-        <w:t>2</w:t>
-      </w:r>
-      <w:r>
-        <w:rPr>
-          <w:spacing w:val="-1"/>
-          <w:kern w:val="0"/>
-          <w:szCs w:val="21"/>
-          <w:lang w:val="zh-CN" w:bidi="zh-CN"/>
-        </w:rPr>
-        <w:t>）</w:t>
+        <w:t>（2）</w:t>
       </w:r>
       <w:r>
         <w:rPr>
@@ -194,7 +138,7 @@
       <w:pPr>
         <w:widowControl/>
         <w:spacing w:after="160" w:line="360" w:lineRule="auto"/>
-        <w:ind w:leftChars="100" w:left="210"/>
+        <w:ind w:left="210" w:leftChars="100"/>
         <w:jc w:val="left"/>
         <w:rPr>
           <w:spacing w:val="-1"/>
@@ -211,7 +155,29 @@
           <w:szCs w:val="21"/>
           <w:lang w:val="zh-CN" w:bidi="zh-CN"/>
         </w:rPr>
-        <w:t>（</w:t>
+        <w:t>（3）叠加定理中功率的适用性分析；</w:t>
+      </w:r>
+    </w:p>
+    <w:p>
+      <w:pPr>
+        <w:widowControl/>
+        <w:spacing w:after="160" w:line="360" w:lineRule="auto"/>
+        <w:ind w:left="210" w:leftChars="100"/>
+        <w:jc w:val="left"/>
+        <w:rPr>
+          <w:rFonts w:ascii="Cambria Math" w:hAnsi="Cambria Math" w:eastAsia="等线"/>
+          <w:kern w:val="0"/>
+          <w:szCs w:val="21"/>
+        </w:rPr>
+      </w:pPr>
+      <w:r>
+        <w:rPr>
+          <w:spacing w:val="-1"/>
+          <w:kern w:val="0"/>
+          <w:szCs w:val="21"/>
+          <w:lang w:val="zh-CN" w:bidi="zh-CN"/>
+        </w:rPr>
+        <w:t>（4）</w:t>
       </w:r>
       <w:r>
         <w:rPr>
@@ -221,7 +187,7 @@
           <w:szCs w:val="21"/>
           <w:lang w:val="zh-CN" w:bidi="zh-CN"/>
         </w:rPr>
-        <w:t>3</w:t>
+        <w:t>进一步熟练</w:t>
       </w:r>
       <w:r>
         <w:rPr>
@@ -229,73 +195,13 @@
           <w:spacing w:val="-1"/>
           <w:kern w:val="0"/>
           <w:szCs w:val="21"/>
-          <w:lang w:val="zh-CN" w:bidi="zh-CN"/>
-        </w:rPr>
-        <w:t>）叠加定理中功率的适用性分析；</w:t>
-      </w:r>
-    </w:p>
-    <w:p>
-      <w:pPr>
-        <w:widowControl/>
-        <w:spacing w:after="160" w:line="360" w:lineRule="auto"/>
-        <w:ind w:leftChars="100" w:left="210"/>
-        <w:jc w:val="left"/>
-        <w:rPr>
-          <w:rFonts w:ascii="Cambria Math" w:eastAsia="等线" w:hAnsi="Cambria Math"/>
-          <w:kern w:val="0"/>
-          <w:szCs w:val="21"/>
-        </w:rPr>
-      </w:pPr>
-      <w:r>
-        <w:rPr>
-          <w:spacing w:val="-1"/>
-          <w:kern w:val="0"/>
-          <w:szCs w:val="21"/>
-          <w:lang w:val="zh-CN" w:bidi="zh-CN"/>
-        </w:rPr>
-        <w:t>（</w:t>
-      </w:r>
-      <w:r>
-        <w:rPr>
-          <w:spacing w:val="-1"/>
-          <w:kern w:val="0"/>
-          <w:szCs w:val="21"/>
-          <w:lang w:val="zh-CN" w:bidi="zh-CN"/>
-        </w:rPr>
-        <w:t>4</w:t>
-      </w:r>
-      <w:r>
-        <w:rPr>
-          <w:spacing w:val="-1"/>
-          <w:kern w:val="0"/>
-          <w:szCs w:val="21"/>
-          <w:lang w:val="zh-CN" w:bidi="zh-CN"/>
-        </w:rPr>
-        <w:t>）</w:t>
-      </w:r>
-      <w:r>
-        <w:rPr>
-          <w:rFonts w:hint="eastAsia"/>
-          <w:spacing w:val="-1"/>
-          <w:kern w:val="0"/>
-          <w:szCs w:val="21"/>
-          <w:lang w:val="zh-CN" w:bidi="zh-CN"/>
-        </w:rPr>
-        <w:t>进一步熟练</w:t>
-      </w:r>
-      <w:r>
-        <w:rPr>
-          <w:rFonts w:hint="eastAsia"/>
-          <w:spacing w:val="-1"/>
-          <w:kern w:val="0"/>
-          <w:szCs w:val="21"/>
           <w:lang w:bidi="zh-CN"/>
         </w:rPr>
         <w:t>使用</w:t>
       </w:r>
       <w:r>
         <w:rPr>
-          <w:rFonts w:ascii="宋体" w:hAnsi="宋体" w:cs="宋体" w:hint="eastAsia"/>
+          <w:rFonts w:hint="eastAsia" w:ascii="宋体" w:hAnsi="宋体" w:cs="宋体"/>
           <w:kern w:val="0"/>
           <w:szCs w:val="21"/>
         </w:rPr>
@@ -308,7 +214,7 @@
         <w:spacing w:after="160" w:line="300" w:lineRule="auto"/>
         <w:jc w:val="left"/>
         <w:rPr>
-          <w:rFonts w:ascii="楷体_GB2312" w:eastAsia="楷体_GB2312" w:hAnsi="宋体"/>
+          <w:rFonts w:ascii="楷体_GB2312" w:hAnsi="宋体" w:eastAsia="楷体_GB2312"/>
           <w:b/>
           <w:kern w:val="0"/>
           <w:sz w:val="28"/>
@@ -317,7 +223,7 @@
       </w:pPr>
       <w:r>
         <w:rPr>
-          <w:rFonts w:ascii="楷体_GB2312" w:eastAsia="楷体_GB2312" w:hAnsi="宋体" w:hint="eastAsia"/>
+          <w:rFonts w:hint="eastAsia" w:ascii="楷体_GB2312" w:hAnsi="宋体" w:eastAsia="楷体_GB2312"/>
           <w:b/>
           <w:kern w:val="0"/>
           <w:sz w:val="28"/>
@@ -330,70 +236,46 @@
       <w:pPr>
         <w:widowControl/>
         <w:spacing w:after="160" w:line="300" w:lineRule="auto"/>
-        <w:ind w:firstLineChars="200" w:firstLine="420"/>
+        <w:ind w:firstLine="420" w:firstLineChars="200"/>
         <w:jc w:val="left"/>
         <w:rPr>
-          <w:rFonts w:ascii="宋体" w:eastAsia="等线" w:hAnsi="宋体"/>
-          <w:kern w:val="0"/>
-          <w:szCs w:val="21"/>
-        </w:rPr>
-      </w:pPr>
-      <w:r>
-        <w:rPr>
-          <w:rFonts w:ascii="宋体" w:eastAsia="等线" w:hAnsi="宋体" w:hint="eastAsia"/>
-          <w:kern w:val="0"/>
-          <w:szCs w:val="21"/>
-        </w:rPr>
-        <w:t>1</w:t>
-      </w:r>
-      <w:r>
-        <w:rPr>
-          <w:rFonts w:ascii="宋体" w:eastAsia="等线" w:hAnsi="宋体" w:hint="eastAsia"/>
-          <w:kern w:val="0"/>
-          <w:szCs w:val="21"/>
-        </w:rPr>
-        <w:t>、《电路基础实验》教学大纲</w:t>
+          <w:rFonts w:ascii="宋体" w:hAnsi="宋体" w:eastAsia="等线"/>
+          <w:kern w:val="0"/>
+          <w:szCs w:val="21"/>
+        </w:rPr>
+      </w:pPr>
+      <w:r>
+        <w:rPr>
+          <w:rFonts w:hint="eastAsia" w:ascii="宋体" w:hAnsi="宋体" w:eastAsia="等线"/>
+          <w:kern w:val="0"/>
+          <w:szCs w:val="21"/>
+        </w:rPr>
+        <w:t>1、《电路基础实验》教学大纲</w:t>
       </w:r>
     </w:p>
     <w:p>
       <w:pPr>
         <w:widowControl/>
         <w:spacing w:after="160" w:line="300" w:lineRule="auto"/>
-        <w:ind w:firstLineChars="200" w:firstLine="420"/>
+        <w:ind w:firstLine="420" w:firstLineChars="200"/>
         <w:jc w:val="left"/>
         <w:rPr>
-          <w:rFonts w:ascii="宋体" w:eastAsia="等线" w:hAnsi="宋体"/>
-          <w:kern w:val="0"/>
-          <w:szCs w:val="21"/>
-        </w:rPr>
-      </w:pPr>
-      <w:r>
-        <w:rPr>
-          <w:rFonts w:ascii="宋体" w:eastAsia="等线" w:hAnsi="宋体" w:hint="eastAsia"/>
-          <w:kern w:val="0"/>
-          <w:szCs w:val="21"/>
-        </w:rPr>
-        <w:t>2</w:t>
-      </w:r>
-      <w:r>
-        <w:rPr>
-          <w:rFonts w:ascii="宋体" w:eastAsia="等线" w:hAnsi="宋体" w:hint="eastAsia"/>
-          <w:kern w:val="0"/>
-          <w:szCs w:val="21"/>
-        </w:rPr>
-        <w:t>、</w:t>
-      </w:r>
-      <w:r>
-        <w:rPr>
-          <w:rFonts w:ascii="宋体" w:eastAsia="等线" w:hAnsi="宋体" w:hint="eastAsia"/>
-          <w:kern w:val="0"/>
-          <w:szCs w:val="21"/>
-        </w:rPr>
-        <w:t>Ni</w:t>
-      </w:r>
-      <w:r>
-        <w:rPr>
-          <w:rFonts w:ascii="宋体" w:eastAsia="等线" w:hAnsi="宋体"/>
+          <w:rFonts w:ascii="宋体" w:hAnsi="宋体" w:eastAsia="等线"/>
+          <w:kern w:val="0"/>
+          <w:szCs w:val="21"/>
+        </w:rPr>
+      </w:pPr>
+      <w:r>
+        <w:rPr>
+          <w:rFonts w:hint="eastAsia" w:ascii="宋体" w:hAnsi="宋体" w:eastAsia="等线"/>
+          <w:kern w:val="0"/>
+          <w:szCs w:val="21"/>
+        </w:rPr>
+        <w:t>2、Ni</w:t>
+      </w:r>
+      <w:r>
+        <w:rPr>
+          <w:rFonts w:ascii="宋体" w:hAnsi="宋体" w:eastAsia="等线"/>
           <w:kern w:val="0"/>
           <w:szCs w:val="21"/>
         </w:rPr>
@@ -401,7 +283,7 @@
       </w:r>
       <w:r>
         <w:rPr>
-          <w:rFonts w:ascii="宋体" w:eastAsia="等线" w:hAnsi="宋体" w:hint="eastAsia"/>
+          <w:rFonts w:hint="eastAsia" w:ascii="宋体" w:hAnsi="宋体" w:eastAsia="等线"/>
           <w:kern w:val="0"/>
           <w:szCs w:val="21"/>
         </w:rPr>
@@ -420,7 +302,7 @@
         <w:spacing w:after="160" w:line="312" w:lineRule="auto"/>
         <w:jc w:val="left"/>
         <w:rPr>
-          <w:rFonts w:ascii="楷体" w:eastAsia="楷体" w:hAnsi="楷体" w:cs="楷体"/>
+          <w:rFonts w:ascii="楷体" w:hAnsi="楷体" w:eastAsia="楷体" w:cs="楷体"/>
           <w:b/>
           <w:bCs/>
           <w:kern w:val="0"/>
@@ -430,7 +312,7 @@
       </w:pPr>
       <w:r>
         <w:rPr>
-          <w:rFonts w:ascii="楷体" w:eastAsia="楷体" w:hAnsi="楷体" w:cs="楷体" w:hint="eastAsia"/>
+          <w:rFonts w:hint="eastAsia" w:ascii="楷体" w:hAnsi="楷体" w:eastAsia="楷体" w:cs="楷体"/>
           <w:b/>
           <w:bCs/>
           <w:kern w:val="0"/>
@@ -452,7 +334,7 @@
         <w:spacing w:after="160" w:line="312" w:lineRule="auto"/>
         <w:jc w:val="left"/>
         <w:rPr>
-          <w:rFonts w:ascii="楷体" w:eastAsia="楷体" w:hAnsi="楷体" w:cs="楷体"/>
+          <w:rFonts w:ascii="楷体" w:hAnsi="楷体" w:eastAsia="楷体" w:cs="楷体"/>
           <w:bCs/>
           <w:kern w:val="0"/>
           <w:sz w:val="28"/>
@@ -461,35 +343,13 @@
       </w:pPr>
       <w:r>
         <w:rPr>
-          <w:rFonts w:ascii="楷体" w:eastAsia="楷体" w:hAnsi="楷体" w:cs="楷体" w:hint="eastAsia"/>
+          <w:rFonts w:hint="eastAsia" w:ascii="楷体" w:hAnsi="楷体" w:eastAsia="楷体" w:cs="楷体"/>
           <w:bCs/>
           <w:kern w:val="0"/>
           <w:sz w:val="28"/>
           <w:szCs w:val="28"/>
         </w:rPr>
-        <w:t>叠加定理：在线性电路中，任</w:t>
-      </w:r>
-      <w:proofErr w:type="gramStart"/>
-      <w:r>
-        <w:rPr>
-          <w:rFonts w:ascii="楷体" w:eastAsia="楷体" w:hAnsi="楷体" w:cs="楷体" w:hint="eastAsia"/>
-          <w:bCs/>
-          <w:kern w:val="0"/>
-          <w:sz w:val="28"/>
-          <w:szCs w:val="28"/>
-        </w:rPr>
-        <w:t>一</w:t>
-      </w:r>
-      <w:proofErr w:type="gramEnd"/>
-      <w:r>
-        <w:rPr>
-          <w:rFonts w:ascii="楷体" w:eastAsia="楷体" w:hAnsi="楷体" w:cs="楷体" w:hint="eastAsia"/>
-          <w:bCs/>
-          <w:kern w:val="0"/>
-          <w:sz w:val="28"/>
-          <w:szCs w:val="28"/>
-        </w:rPr>
-        <w:t>支路的电流(或电压)可以看成是电路中每一个独立电源单独作用于电路时，在该支路产生的电流(或电压)的代数和。</w:t>
+        <w:t>叠加定理：在线性电路中，任一支路的电流(或电压)可以看成是电路中每一个独立电源单独作用于电路时，在该支路产生的电流(或电压)的代数和。</w:t>
       </w:r>
     </w:p>
     <w:p>
@@ -500,7 +360,7 @@
         <w:spacing w:after="160" w:line="312" w:lineRule="auto"/>
         <w:jc w:val="left"/>
         <w:rPr>
-          <w:rFonts w:ascii="楷体" w:eastAsia="楷体" w:hAnsi="楷体" w:cs="楷体"/>
+          <w:rFonts w:ascii="楷体" w:hAnsi="楷体" w:eastAsia="楷体" w:cs="楷体"/>
           <w:bCs/>
           <w:kern w:val="0"/>
           <w:sz w:val="28"/>
@@ -509,7 +369,7 @@
       </w:pPr>
       <w:r>
         <w:rPr>
-          <w:rFonts w:ascii="楷体" w:eastAsia="楷体" w:hAnsi="楷体" w:cs="楷体" w:hint="eastAsia"/>
+          <w:rFonts w:hint="eastAsia" w:ascii="楷体" w:hAnsi="楷体" w:eastAsia="楷体" w:cs="楷体"/>
           <w:bCs/>
           <w:kern w:val="0"/>
           <w:sz w:val="28"/>
@@ -526,7 +386,7 @@
         <w:spacing w:after="160" w:line="312" w:lineRule="auto"/>
         <w:jc w:val="left"/>
         <w:rPr>
-          <w:rFonts w:ascii="楷体" w:eastAsia="楷体" w:hAnsi="楷体" w:cs="楷体"/>
+          <w:rFonts w:ascii="楷体" w:hAnsi="楷体" w:eastAsia="楷体" w:cs="楷体"/>
           <w:bCs/>
           <w:kern w:val="0"/>
           <w:sz w:val="28"/>
@@ -535,7 +395,7 @@
       </w:pPr>
       <w:r>
         <w:rPr>
-          <w:rFonts w:ascii="楷体" w:eastAsia="楷体" w:hAnsi="楷体" w:cs="楷体" w:hint="eastAsia"/>
+          <w:rFonts w:hint="eastAsia" w:ascii="楷体" w:hAnsi="楷体" w:eastAsia="楷体" w:cs="楷体"/>
           <w:bCs/>
           <w:kern w:val="0"/>
           <w:sz w:val="28"/>
@@ -552,7 +412,7 @@
         <w:spacing w:after="160" w:line="312" w:lineRule="auto"/>
         <w:jc w:val="left"/>
         <w:rPr>
-          <w:rFonts w:ascii="楷体" w:eastAsia="楷体" w:hAnsi="楷体" w:cs="楷体"/>
+          <w:rFonts w:ascii="楷体" w:hAnsi="楷体" w:eastAsia="楷体" w:cs="楷体"/>
           <w:bCs/>
           <w:kern w:val="0"/>
           <w:sz w:val="28"/>
@@ -561,7 +421,7 @@
       </w:pPr>
       <w:r>
         <w:rPr>
-          <w:rFonts w:ascii="楷体" w:eastAsia="楷体" w:hAnsi="楷体" w:cs="楷体" w:hint="eastAsia"/>
+          <w:rFonts w:hint="eastAsia" w:ascii="楷体" w:hAnsi="楷体" w:eastAsia="楷体" w:cs="楷体"/>
           <w:bCs/>
           <w:kern w:val="0"/>
           <w:sz w:val="28"/>
@@ -578,7 +438,7 @@
         <w:spacing w:after="160" w:line="312" w:lineRule="auto"/>
         <w:jc w:val="left"/>
         <w:rPr>
-          <w:rFonts w:ascii="楷体" w:eastAsia="楷体" w:hAnsi="楷体" w:cs="楷体"/>
+          <w:rFonts w:ascii="楷体" w:hAnsi="楷体" w:eastAsia="楷体" w:cs="楷体"/>
           <w:bCs/>
           <w:kern w:val="0"/>
           <w:sz w:val="28"/>
@@ -587,7 +447,7 @@
       </w:pPr>
       <w:r>
         <w:rPr>
-          <w:rFonts w:ascii="楷体" w:eastAsia="楷体" w:hAnsi="楷体" w:cs="楷体" w:hint="eastAsia"/>
+          <w:rFonts w:hint="eastAsia" w:ascii="楷体" w:hAnsi="楷体" w:eastAsia="楷体" w:cs="楷体"/>
           <w:bCs/>
           <w:kern w:val="0"/>
           <w:sz w:val="28"/>
@@ -604,14 +464,14 @@
         <w:spacing w:after="160" w:line="312" w:lineRule="auto"/>
         <w:jc w:val="left"/>
         <w:rPr>
-          <w:rFonts w:ascii="Cambria Math" w:eastAsia="等线" w:hAnsi="Cambria Math"/>
-          <w:kern w:val="0"/>
-          <w:szCs w:val="21"/>
-        </w:rPr>
-      </w:pPr>
-      <w:r>
-        <w:rPr>
-          <w:rFonts w:ascii="楷体" w:eastAsia="楷体" w:hAnsi="楷体" w:cs="楷体" w:hint="eastAsia"/>
+          <w:rFonts w:ascii="Cambria Math" w:hAnsi="Cambria Math" w:eastAsia="等线"/>
+          <w:kern w:val="0"/>
+          <w:szCs w:val="21"/>
+        </w:rPr>
+      </w:pPr>
+      <w:r>
+        <w:rPr>
+          <w:rFonts w:hint="eastAsia" w:ascii="楷体" w:hAnsi="楷体" w:eastAsia="楷体" w:cs="楷体"/>
           <w:bCs/>
           <w:kern w:val="0"/>
           <w:sz w:val="28"/>
@@ -632,7 +492,7 @@
         <w:spacing w:after="160" w:line="312" w:lineRule="auto"/>
         <w:jc w:val="left"/>
         <w:rPr>
-          <w:rFonts w:ascii="楷体" w:eastAsia="楷体" w:hAnsi="楷体" w:cs="楷体"/>
+          <w:rFonts w:ascii="楷体" w:hAnsi="楷体" w:eastAsia="楷体" w:cs="楷体"/>
           <w:b/>
           <w:bCs/>
           <w:kern w:val="0"/>
@@ -642,7 +502,7 @@
       </w:pPr>
       <w:r>
         <w:rPr>
-          <w:rFonts w:ascii="楷体" w:eastAsia="楷体" w:hAnsi="楷体" w:cs="楷体" w:hint="eastAsia"/>
+          <w:rFonts w:hint="eastAsia" w:ascii="楷体" w:hAnsi="楷体" w:eastAsia="楷体" w:cs="楷体"/>
           <w:b/>
           <w:bCs/>
           <w:kern w:val="0"/>
@@ -660,7 +520,7 @@
         <w:spacing w:after="160" w:line="312" w:lineRule="auto"/>
         <w:jc w:val="left"/>
         <w:rPr>
-          <w:rFonts w:ascii="楷体" w:eastAsia="楷体" w:hAnsi="楷体" w:cs="楷体"/>
+          <w:rFonts w:ascii="楷体" w:hAnsi="楷体" w:eastAsia="楷体" w:cs="楷体"/>
           <w:bCs/>
           <w:kern w:val="0"/>
           <w:sz w:val="28"/>
@@ -669,7 +529,7 @@
       </w:pPr>
       <w:r>
         <w:rPr>
-          <w:rFonts w:ascii="楷体" w:eastAsia="楷体" w:hAnsi="楷体" w:cs="楷体" w:hint="eastAsia"/>
+          <w:rFonts w:hint="eastAsia" w:ascii="楷体" w:hAnsi="楷体" w:eastAsia="楷体" w:cs="楷体"/>
           <w:bCs/>
           <w:kern w:val="0"/>
           <w:sz w:val="28"/>
@@ -686,7 +546,7 @@
         <w:spacing w:after="160" w:line="312" w:lineRule="auto"/>
         <w:jc w:val="left"/>
         <w:rPr>
-          <w:rFonts w:ascii="楷体" w:eastAsia="楷体" w:hAnsi="楷体" w:cs="楷体"/>
+          <w:rFonts w:ascii="楷体" w:hAnsi="楷体" w:eastAsia="楷体" w:cs="楷体"/>
           <w:bCs/>
           <w:kern w:val="0"/>
           <w:sz w:val="28"/>
@@ -695,7 +555,7 @@
       </w:pPr>
       <w:r>
         <w:rPr>
-          <w:rFonts w:ascii="楷体" w:eastAsia="楷体" w:hAnsi="楷体" w:cs="楷体" w:hint="eastAsia"/>
+          <w:rFonts w:hint="eastAsia" w:ascii="楷体" w:hAnsi="楷体" w:eastAsia="楷体" w:cs="楷体"/>
           <w:bCs/>
           <w:kern w:val="0"/>
           <w:sz w:val="28"/>
@@ -712,7 +572,7 @@
         <w:spacing w:after="160" w:line="312" w:lineRule="auto"/>
         <w:jc w:val="left"/>
         <w:rPr>
-          <w:rFonts w:ascii="楷体" w:eastAsia="楷体" w:hAnsi="楷体" w:cs="楷体"/>
+          <w:rFonts w:ascii="楷体" w:hAnsi="楷体" w:eastAsia="楷体" w:cs="楷体"/>
           <w:bCs/>
           <w:kern w:val="0"/>
           <w:sz w:val="28"/>
@@ -721,13 +581,12 @@
       </w:pPr>
       <w:r>
         <w:rPr>
-          <w:rFonts w:ascii="楷体" w:eastAsia="楷体" w:hAnsi="楷体" w:cs="楷体" w:hint="eastAsia"/>
+          <w:rFonts w:hint="eastAsia" w:ascii="楷体" w:hAnsi="楷体" w:eastAsia="楷体" w:cs="楷体"/>
           <w:bCs/>
           <w:kern w:val="0"/>
           <w:sz w:val="28"/>
           <w:szCs w:val="28"/>
         </w:rPr>
-        <w:lastRenderedPageBreak/>
         <w:t>实验电路图</w:t>
       </w:r>
     </w:p>
@@ -739,14 +598,14 @@
         <w:spacing w:after="160" w:line="312" w:lineRule="auto"/>
         <w:jc w:val="left"/>
         <w:rPr>
-          <w:rFonts w:ascii="等线" w:eastAsia="等线" w:hAnsi="等线"/>
-          <w:kern w:val="0"/>
-          <w:szCs w:val="21"/>
-        </w:rPr>
-      </w:pPr>
-      <w:r>
-        <w:rPr>
-          <w:rFonts w:ascii="等线" w:eastAsia="等线" w:hAnsi="等线" w:hint="eastAsia"/>
+          <w:rFonts w:ascii="等线" w:hAnsi="等线" w:eastAsia="等线"/>
+          <w:kern w:val="0"/>
+          <w:szCs w:val="21"/>
+        </w:rPr>
+      </w:pPr>
+      <w:r>
+        <w:rPr>
+          <w:rFonts w:hint="eastAsia" w:ascii="等线" w:hAnsi="等线" w:eastAsia="等线"/>
           <w:kern w:val="0"/>
           <w:szCs w:val="21"/>
         </w:rPr>
@@ -754,13 +613,12 @@
       </w:r>
       <w:r>
         <w:rPr>
-          <w:rFonts w:ascii="等线" w:eastAsia="等线" w:hAnsi="等线"/>
-          <w:noProof/>
+          <w:rFonts w:ascii="等线" w:hAnsi="等线" w:eastAsia="等线"/>
           <w:kern w:val="0"/>
           <w:szCs w:val="21"/>
         </w:rPr>
         <w:drawing>
-          <wp:inline distT="0" distB="0" distL="0" distR="0" wp14:anchorId="47C9AA05" wp14:editId="175A3B28">
+          <wp:inline distT="0" distB="0" distL="0" distR="0">
             <wp:extent cx="2601595" cy="1442720"/>
             <wp:effectExtent l="0" t="0" r="8255" b="5080"/>
             <wp:docPr id="9" name="图片 9" descr="]6CWKAO_(DRVF7@9Z[Q)94K"/>
@@ -771,7 +629,76 @@
               <a:graphicData uri="http://schemas.openxmlformats.org/drawingml/2006/picture">
                 <pic:pic xmlns:pic="http://schemas.openxmlformats.org/drawingml/2006/picture">
                   <pic:nvPicPr>
-                    <pic:cNvPr id="0" name="图片 3" descr="]6CWKAO_(DRVF7@9Z[Q)94K"/>
+                    <pic:cNvPr id="9" name="图片 9" descr="]6CWKAO_(DRVF7@9Z[Q)94K"/>
+                    <pic:cNvPicPr>
+                      <a:picLocks noChangeAspect="1" noChangeArrowheads="1"/>
+                    </pic:cNvPicPr>
+                  </pic:nvPicPr>
+                  <pic:blipFill>
+                    <a:blip r:embed="rId4">
+                      <a:extLst>
+                        <a:ext uri="{28A0092B-C50C-407E-A947-70E740481C1C}">
+                          <a14:useLocalDpi xmlns:a14="http://schemas.microsoft.com/office/drawing/2010/main" val="0"/>
+                        </a:ext>
+                      </a:extLst>
+                    </a:blip>
+                    <a:srcRect/>
+                    <a:stretch>
+                      <a:fillRect/>
+                    </a:stretch>
+                  </pic:blipFill>
+                  <pic:spPr>
+                    <a:xfrm>
+                      <a:off x="0" y="0"/>
+                      <a:ext cx="2601595" cy="1442720"/>
+                    </a:xfrm>
+                    <a:prstGeom prst="rect">
+                      <a:avLst/>
+                    </a:prstGeom>
+                    <a:noFill/>
+                    <a:ln>
+                      <a:noFill/>
+                    </a:ln>
+                  </pic:spPr>
+                </pic:pic>
+              </a:graphicData>
+            </a:graphic>
+          </wp:inline>
+        </w:drawing>
+      </w:r>
+    </w:p>
+    <w:p>
+      <w:pPr>
+        <w:widowControl/>
+        <w:adjustRightInd w:val="0"/>
+        <w:snapToGrid w:val="0"/>
+        <w:spacing w:after="160" w:line="312" w:lineRule="auto"/>
+        <w:jc w:val="left"/>
+        <w:rPr>
+          <w:rFonts w:ascii="等线" w:hAnsi="等线" w:eastAsia="等线"/>
+          <w:kern w:val="0"/>
+          <w:szCs w:val="21"/>
+        </w:rPr>
+      </w:pPr>
+      <w:r>
+        <w:rPr>
+          <w:rFonts w:ascii="等线" w:hAnsi="等线" w:eastAsia="等线"/>
+          <w:kern w:val="0"/>
+          <w:szCs w:val="21"/>
+        </w:rPr>
+        <w:drawing>
+          <wp:inline distT="0" distB="0" distL="0" distR="0">
+            <wp:extent cx="2464435" cy="1701800"/>
+            <wp:effectExtent l="0" t="0" r="0" b="0"/>
+            <wp:docPr id="8" name="图片 8" descr="O`E$BKWEAVA`O@HQE$6J[24"/>
+            <wp:cNvGraphicFramePr>
+              <a:graphicFrameLocks xmlns:a="http://schemas.openxmlformats.org/drawingml/2006/main" noChangeAspect="1"/>
+            </wp:cNvGraphicFramePr>
+            <a:graphic xmlns:a="http://schemas.openxmlformats.org/drawingml/2006/main">
+              <a:graphicData uri="http://schemas.openxmlformats.org/drawingml/2006/picture">
+                <pic:pic xmlns:pic="http://schemas.openxmlformats.org/drawingml/2006/picture">
+                  <pic:nvPicPr>
+                    <pic:cNvPr id="8" name="图片 8" descr="O`E$BKWEAVA`O@HQE$6J[24"/>
                     <pic:cNvPicPr>
                       <a:picLocks noChangeAspect="1" noChangeArrowheads="1"/>
                     </pic:cNvPicPr>
@@ -789,10 +716,10 @@
                       <a:fillRect/>
                     </a:stretch>
                   </pic:blipFill>
-                  <pic:spPr bwMode="auto">
+                  <pic:spPr>
                     <a:xfrm>
                       <a:off x="0" y="0"/>
-                      <a:ext cx="2601595" cy="1442720"/>
+                      <a:ext cx="2464435" cy="1701800"/>
                     </a:xfrm>
                     <a:prstGeom prst="rect">
                       <a:avLst/>
@@ -808,32 +735,25 @@
           </wp:inline>
         </w:drawing>
       </w:r>
-    </w:p>
-    <w:p>
-      <w:pPr>
-        <w:widowControl/>
-        <w:adjustRightInd w:val="0"/>
-        <w:snapToGrid w:val="0"/>
-        <w:spacing w:after="160" w:line="312" w:lineRule="auto"/>
-        <w:jc w:val="left"/>
-        <w:rPr>
-          <w:rFonts w:ascii="等线" w:eastAsia="等线" w:hAnsi="等线"/>
-          <w:kern w:val="0"/>
-          <w:szCs w:val="21"/>
-        </w:rPr>
-      </w:pPr>
-      <w:r>
-        <w:rPr>
-          <w:rFonts w:ascii="等线" w:eastAsia="等线" w:hAnsi="等线"/>
-          <w:noProof/>
+      <w:r>
+        <w:rPr>
+          <w:rFonts w:hint="eastAsia" w:ascii="等线" w:hAnsi="等线" w:eastAsia="等线"/>
+          <w:kern w:val="0"/>
+          <w:szCs w:val="21"/>
+        </w:rPr>
+        <w:t xml:space="preserve">   </w:t>
+      </w:r>
+      <w:r>
+        <w:rPr>
+          <w:rFonts w:ascii="等线" w:hAnsi="等线" w:eastAsia="等线"/>
           <w:kern w:val="0"/>
           <w:szCs w:val="21"/>
         </w:rPr>
         <w:drawing>
-          <wp:inline distT="0" distB="0" distL="0" distR="0" wp14:anchorId="1E8C6626" wp14:editId="0A155129">
-            <wp:extent cx="2464435" cy="1701800"/>
-            <wp:effectExtent l="0" t="0" r="0" b="0"/>
-            <wp:docPr id="8" name="图片 8" descr="O`E$BKWEAVA`O@HQE$6J[24"/>
+          <wp:inline distT="0" distB="0" distL="0" distR="0">
+            <wp:extent cx="2562225" cy="1701800"/>
+            <wp:effectExtent l="0" t="0" r="9525" b="0"/>
+            <wp:docPr id="7" name="图片 7" descr="P5C2DZYW7}FYE@0%MD~K{}N"/>
             <wp:cNvGraphicFramePr>
               <a:graphicFrameLocks xmlns:a="http://schemas.openxmlformats.org/drawingml/2006/main" noChangeAspect="1"/>
             </wp:cNvGraphicFramePr>
@@ -841,7 +761,7 @@
               <a:graphicData uri="http://schemas.openxmlformats.org/drawingml/2006/picture">
                 <pic:pic xmlns:pic="http://schemas.openxmlformats.org/drawingml/2006/picture">
                   <pic:nvPicPr>
-                    <pic:cNvPr id="0" name="图片 4" descr="O`E$BKWEAVA`O@HQE$6J[24"/>
+                    <pic:cNvPr id="7" name="图片 7" descr="P5C2DZYW7}FYE@0%MD~K{}N"/>
                     <pic:cNvPicPr>
                       <a:picLocks noChangeAspect="1" noChangeArrowheads="1"/>
                     </pic:cNvPicPr>
@@ -859,71 +779,7 @@
                       <a:fillRect/>
                     </a:stretch>
                   </pic:blipFill>
-                  <pic:spPr bwMode="auto">
-                    <a:xfrm>
-                      <a:off x="0" y="0"/>
-                      <a:ext cx="2464435" cy="1701800"/>
-                    </a:xfrm>
-                    <a:prstGeom prst="rect">
-                      <a:avLst/>
-                    </a:prstGeom>
-                    <a:noFill/>
-                    <a:ln>
-                      <a:noFill/>
-                    </a:ln>
-                  </pic:spPr>
-                </pic:pic>
-              </a:graphicData>
-            </a:graphic>
-          </wp:inline>
-        </w:drawing>
-      </w:r>
-      <w:r>
-        <w:rPr>
-          <w:rFonts w:ascii="等线" w:eastAsia="等线" w:hAnsi="等线" w:hint="eastAsia"/>
-          <w:kern w:val="0"/>
-          <w:szCs w:val="21"/>
-        </w:rPr>
-        <w:t xml:space="preserve">   </w:t>
-      </w:r>
-      <w:r>
-        <w:rPr>
-          <w:rFonts w:ascii="等线" w:eastAsia="等线" w:hAnsi="等线"/>
-          <w:noProof/>
-          <w:kern w:val="0"/>
-          <w:szCs w:val="21"/>
-        </w:rPr>
-        <w:drawing>
-          <wp:inline distT="0" distB="0" distL="0" distR="0" wp14:anchorId="0B377B9A" wp14:editId="039DED68">
-            <wp:extent cx="2562225" cy="1701800"/>
-            <wp:effectExtent l="0" t="0" r="9525" b="0"/>
-            <wp:docPr id="7" name="图片 7" descr="P5C2DZYW7}FYE@0%MD~K{}N"/>
-            <wp:cNvGraphicFramePr>
-              <a:graphicFrameLocks xmlns:a="http://schemas.openxmlformats.org/drawingml/2006/main" noChangeAspect="1"/>
-            </wp:cNvGraphicFramePr>
-            <a:graphic xmlns:a="http://schemas.openxmlformats.org/drawingml/2006/main">
-              <a:graphicData uri="http://schemas.openxmlformats.org/drawingml/2006/picture">
-                <pic:pic xmlns:pic="http://schemas.openxmlformats.org/drawingml/2006/picture">
-                  <pic:nvPicPr>
-                    <pic:cNvPr id="0" name="图片 5" descr="P5C2DZYW7}FYE@0%MD~K{}N"/>
-                    <pic:cNvPicPr>
-                      <a:picLocks noChangeAspect="1" noChangeArrowheads="1"/>
-                    </pic:cNvPicPr>
-                  </pic:nvPicPr>
-                  <pic:blipFill>
-                    <a:blip r:embed="rId7">
-                      <a:extLst>
-                        <a:ext uri="{28A0092B-C50C-407E-A947-70E740481C1C}">
-                          <a14:useLocalDpi xmlns:a14="http://schemas.microsoft.com/office/drawing/2010/main" val="0"/>
-                        </a:ext>
-                      </a:extLst>
-                    </a:blip>
-                    <a:srcRect/>
-                    <a:stretch>
-                      <a:fillRect/>
-                    </a:stretch>
-                  </pic:blipFill>
-                  <pic:spPr bwMode="auto">
+                  <pic:spPr>
                     <a:xfrm>
                       <a:off x="0" y="0"/>
                       <a:ext cx="2562225" cy="1701800"/>
@@ -946,18 +802,91 @@
     <w:p>
       <w:pPr>
         <w:widowControl/>
+        <w:adjustRightInd w:val="0"/>
+        <w:snapToGrid w:val="0"/>
+        <w:spacing w:after="160" w:line="312" w:lineRule="auto"/>
+        <w:jc w:val="left"/>
+        <w:rPr>
+          <w:rFonts w:ascii="等线" w:hAnsi="等线" w:eastAsia="等线"/>
+          <w:kern w:val="0"/>
+          <w:szCs w:val="21"/>
+        </w:rPr>
+      </w:pPr>
+      <w:r>
+        <w:drawing>
+          <wp:inline distT="0" distB="0" distL="114300" distR="114300">
+            <wp:extent cx="5271135" cy="3716020"/>
+            <wp:effectExtent l="0" t="0" r="1905" b="2540"/>
+            <wp:docPr id="14" name="图片 5"/>
+            <wp:cNvGraphicFramePr>
+              <a:graphicFrameLocks xmlns:a="http://schemas.openxmlformats.org/drawingml/2006/main" noChangeAspect="1"/>
+            </wp:cNvGraphicFramePr>
+            <a:graphic xmlns:a="http://schemas.openxmlformats.org/drawingml/2006/main">
+              <a:graphicData uri="http://schemas.openxmlformats.org/drawingml/2006/picture">
+                <pic:pic xmlns:pic="http://schemas.openxmlformats.org/drawingml/2006/picture">
+                  <pic:nvPicPr>
+                    <pic:cNvPr id="14" name="图片 5"/>
+                    <pic:cNvPicPr>
+                      <a:picLocks noChangeAspect="1"/>
+                    </pic:cNvPicPr>
+                  </pic:nvPicPr>
+                  <pic:blipFill>
+                    <a:blip r:embed="rId7"/>
+                    <a:stretch>
+                      <a:fillRect/>
+                    </a:stretch>
+                  </pic:blipFill>
+                  <pic:spPr>
+                    <a:xfrm>
+                      <a:off x="0" y="0"/>
+                      <a:ext cx="5271135" cy="3716020"/>
+                    </a:xfrm>
+                    <a:prstGeom prst="rect">
+                      <a:avLst/>
+                    </a:prstGeom>
+                    <a:noFill/>
+                    <a:ln>
+                      <a:noFill/>
+                    </a:ln>
+                  </pic:spPr>
+                </pic:pic>
+              </a:graphicData>
+            </a:graphic>
+          </wp:inline>
+        </w:drawing>
+      </w:r>
+      <w:bookmarkStart w:id="0" w:name="_GoBack"/>
+      <w:bookmarkEnd w:id="0"/>
+    </w:p>
+    <w:p>
+      <w:pPr>
+        <w:widowControl/>
+        <w:adjustRightInd w:val="0"/>
+        <w:snapToGrid w:val="0"/>
+        <w:spacing w:after="160" w:line="312" w:lineRule="auto"/>
+        <w:jc w:val="left"/>
+        <w:rPr>
+          <w:rFonts w:ascii="等线" w:hAnsi="等线" w:eastAsia="等线"/>
+          <w:kern w:val="0"/>
+          <w:szCs w:val="21"/>
+        </w:rPr>
+      </w:pPr>
+    </w:p>
+    <w:p>
+      <w:pPr>
+        <w:widowControl/>
         <w:spacing w:after="160" w:line="312" w:lineRule="auto"/>
         <w:outlineLvl w:val="1"/>
         <w:rPr>
-          <w:rFonts w:ascii="等线" w:eastAsia="楷体" w:hAnsi="楷体" w:cs="楷体"/>
-          <w:kern w:val="0"/>
-          <w:sz w:val="28"/>
-          <w:szCs w:val="28"/>
-        </w:rPr>
-      </w:pPr>
-      <w:r>
-        <w:rPr>
-          <w:rFonts w:ascii="等线" w:eastAsia="楷体" w:hAnsi="楷体" w:cs="楷体" w:hint="eastAsia"/>
+          <w:rFonts w:ascii="等线" w:hAnsi="楷体" w:eastAsia="楷体" w:cs="楷体"/>
+          <w:kern w:val="0"/>
+          <w:sz w:val="28"/>
+          <w:szCs w:val="28"/>
+        </w:rPr>
+      </w:pPr>
+      <w:r>
+        <w:rPr>
+          <w:rFonts w:hint="eastAsia" w:ascii="等线" w:hAnsi="楷体" w:eastAsia="楷体" w:cs="楷体"/>
           <w:kern w:val="0"/>
           <w:sz w:val="28"/>
           <w:szCs w:val="28"/>
@@ -971,29 +900,20 @@
         <w:spacing w:after="160" w:line="312" w:lineRule="auto"/>
         <w:outlineLvl w:val="1"/>
         <w:rPr>
-          <w:rFonts w:ascii="等线" w:eastAsia="楷体" w:hAnsi="楷体" w:cs="楷体"/>
-          <w:kern w:val="0"/>
-          <w:sz w:val="28"/>
-          <w:szCs w:val="28"/>
-        </w:rPr>
-      </w:pPr>
-      <w:r>
-        <w:rPr>
-          <w:rFonts w:ascii="等线" w:eastAsia="楷体" w:hAnsi="楷体" w:cs="楷体"/>
-          <w:kern w:val="0"/>
-          <w:sz w:val="28"/>
-          <w:szCs w:val="28"/>
-        </w:rPr>
-        <w:t>利用叠加定理计算电压</w:t>
-      </w:r>
-      <w:r>
-        <w:rPr>
-          <w:rFonts w:ascii="等线" w:eastAsia="楷体" w:hAnsi="楷体" w:cs="楷体"/>
-          <w:kern w:val="0"/>
-          <w:sz w:val="28"/>
-          <w:szCs w:val="28"/>
-        </w:rPr>
-        <w:t>U</w:t>
+          <w:rFonts w:ascii="等线" w:hAnsi="楷体" w:eastAsia="楷体" w:cs="楷体"/>
+          <w:kern w:val="0"/>
+          <w:sz w:val="28"/>
+          <w:szCs w:val="28"/>
+        </w:rPr>
+      </w:pPr>
+      <w:r>
+        <w:rPr>
+          <w:rFonts w:ascii="等线" w:hAnsi="楷体" w:eastAsia="楷体" w:cs="楷体"/>
+          <w:kern w:val="0"/>
+          <w:sz w:val="28"/>
+          <w:szCs w:val="28"/>
+        </w:rPr>
+        <w:t>利用叠加定理计算电压U</w:t>
       </w:r>
     </w:p>
     <w:p>
@@ -1002,20 +922,19 @@
         <w:spacing w:after="160" w:line="312" w:lineRule="auto"/>
         <w:outlineLvl w:val="1"/>
         <w:rPr>
-          <w:rFonts w:ascii="等线" w:eastAsia="等线" w:hAnsi="等线"/>
-          <w:kern w:val="0"/>
-          <w:szCs w:val="21"/>
-        </w:rPr>
-      </w:pPr>
-      <w:r>
-        <w:rPr>
-          <w:rFonts w:ascii="等线" w:eastAsia="等线" w:hAnsi="等线"/>
-          <w:noProof/>
+          <w:rFonts w:ascii="等线" w:hAnsi="等线" w:eastAsia="等线"/>
+          <w:kern w:val="0"/>
+          <w:szCs w:val="21"/>
+        </w:rPr>
+      </w:pPr>
+      <w:r>
+        <w:rPr>
+          <w:rFonts w:ascii="等线" w:hAnsi="等线" w:eastAsia="等线"/>
           <w:kern w:val="0"/>
           <w:szCs w:val="21"/>
         </w:rPr>
         <w:drawing>
-          <wp:inline distT="0" distB="0" distL="0" distR="0" wp14:anchorId="6A8D7478" wp14:editId="3104009A">
+          <wp:inline distT="0" distB="0" distL="0" distR="0">
             <wp:extent cx="2112645" cy="1447165"/>
             <wp:effectExtent l="0" t="0" r="1905" b="635"/>
             <wp:docPr id="6" name="图片 6" descr="电路1"/>
@@ -1026,7 +945,7 @@
               <a:graphicData uri="http://schemas.openxmlformats.org/drawingml/2006/picture">
                 <pic:pic xmlns:pic="http://schemas.openxmlformats.org/drawingml/2006/picture">
                   <pic:nvPicPr>
-                    <pic:cNvPr id="0" name="图片 2" descr="电路1"/>
+                    <pic:cNvPr id="6" name="图片 6" descr="电路1"/>
                     <pic:cNvPicPr>
                       <a:picLocks noChangeAspect="1" noChangeArrowheads="1"/>
                     </pic:cNvPicPr>
@@ -1044,7 +963,7 @@
                       <a:fillRect/>
                     </a:stretch>
                   </pic:blipFill>
-                  <pic:spPr bwMode="auto">
+                  <pic:spPr>
                     <a:xfrm>
                       <a:off x="0" y="0"/>
                       <a:ext cx="2112645" cy="1447165"/>
@@ -1070,20 +989,19 @@
         <w:spacing w:after="160" w:line="312" w:lineRule="auto"/>
         <w:outlineLvl w:val="1"/>
         <w:rPr>
-          <w:rFonts w:ascii="等线" w:eastAsia="等线" w:hAnsi="等线"/>
-          <w:kern w:val="0"/>
-          <w:szCs w:val="21"/>
-        </w:rPr>
-      </w:pPr>
-      <w:r>
-        <w:rPr>
-          <w:rFonts w:ascii="等线" w:eastAsia="等线" w:hAnsi="等线"/>
-          <w:noProof/>
+          <w:rFonts w:ascii="等线" w:hAnsi="等线" w:eastAsia="等线"/>
+          <w:kern w:val="0"/>
+          <w:szCs w:val="21"/>
+        </w:rPr>
+      </w:pPr>
+      <w:r>
+        <w:rPr>
+          <w:rFonts w:ascii="等线" w:hAnsi="等线" w:eastAsia="等线"/>
           <w:kern w:val="0"/>
           <w:szCs w:val="21"/>
         </w:rPr>
         <w:drawing>
-          <wp:inline distT="0" distB="0" distL="0" distR="0" wp14:anchorId="4FBA2245" wp14:editId="632D404B">
+          <wp:inline distT="0" distB="0" distL="0" distR="0">
             <wp:extent cx="1965960" cy="1310640"/>
             <wp:effectExtent l="0" t="0" r="0" b="3810"/>
             <wp:docPr id="5" name="图片 5" descr="电路2"/>
@@ -1094,7 +1012,7 @@
               <a:graphicData uri="http://schemas.openxmlformats.org/drawingml/2006/picture">
                 <pic:pic xmlns:pic="http://schemas.openxmlformats.org/drawingml/2006/picture">
                   <pic:nvPicPr>
-                    <pic:cNvPr id="0" name="图片 7" descr="电路2"/>
+                    <pic:cNvPr id="5" name="图片 5" descr="电路2"/>
                     <pic:cNvPicPr>
                       <a:picLocks noChangeAspect="1" noChangeArrowheads="1"/>
                     </pic:cNvPicPr>
@@ -1112,7 +1030,7 @@
                       <a:fillRect/>
                     </a:stretch>
                   </pic:blipFill>
-                  <pic:spPr bwMode="auto">
+                  <pic:spPr>
                     <a:xfrm>
                       <a:off x="0" y="0"/>
                       <a:ext cx="1965960" cy="1310640"/>
@@ -1133,7 +1051,7 @@
       </w:r>
       <w:r>
         <w:rPr>
-          <w:rFonts w:ascii="等线" w:eastAsia="等线" w:hAnsi="等线" w:hint="eastAsia"/>
+          <w:rFonts w:hint="eastAsia" w:ascii="等线" w:hAnsi="等线" w:eastAsia="等线"/>
           <w:kern w:val="0"/>
           <w:szCs w:val="21"/>
         </w:rPr>
@@ -1141,7 +1059,7 @@
       </w:r>
       <w:r>
         <w:rPr>
-          <w:rFonts w:ascii="等线" w:eastAsia="等线" w:hAnsi="等线" w:hint="eastAsia"/>
+          <w:rFonts w:hint="eastAsia" w:ascii="等线" w:hAnsi="等线" w:eastAsia="等线"/>
           <w:kern w:val="0"/>
           <w:sz w:val="52"/>
           <w:szCs w:val="52"/>
@@ -1150,7 +1068,7 @@
       </w:r>
       <w:r>
         <w:rPr>
-          <w:rFonts w:ascii="等线" w:eastAsia="等线" w:hAnsi="等线" w:hint="eastAsia"/>
+          <w:rFonts w:hint="eastAsia" w:ascii="等线" w:hAnsi="等线" w:eastAsia="等线"/>
           <w:kern w:val="0"/>
           <w:szCs w:val="21"/>
         </w:rPr>
@@ -1158,13 +1076,12 @@
       </w:r>
       <w:r>
         <w:rPr>
-          <w:rFonts w:ascii="等线" w:eastAsia="等线" w:hAnsi="等线"/>
-          <w:noProof/>
+          <w:rFonts w:ascii="等线" w:hAnsi="等线" w:eastAsia="等线"/>
           <w:kern w:val="0"/>
           <w:szCs w:val="21"/>
         </w:rPr>
         <w:drawing>
-          <wp:inline distT="0" distB="0" distL="0" distR="0" wp14:anchorId="32C18284" wp14:editId="52BB5D0C">
+          <wp:inline distT="0" distB="0" distL="0" distR="0">
             <wp:extent cx="1809115" cy="1168400"/>
             <wp:effectExtent l="0" t="0" r="635" b="0"/>
             <wp:docPr id="4" name="图片 4" descr="电路3"/>
@@ -1175,7 +1092,7 @@
               <a:graphicData uri="http://schemas.openxmlformats.org/drawingml/2006/picture">
                 <pic:pic xmlns:pic="http://schemas.openxmlformats.org/drawingml/2006/picture">
                   <pic:nvPicPr>
-                    <pic:cNvPr id="0" name="图片 8" descr="电路3"/>
+                    <pic:cNvPr id="4" name="图片 4" descr="电路3"/>
                     <pic:cNvPicPr>
                       <a:picLocks noChangeAspect="1" noChangeArrowheads="1"/>
                     </pic:cNvPicPr>
@@ -1193,7 +1110,7 @@
                       <a:fillRect/>
                     </a:stretch>
                   </pic:blipFill>
-                  <pic:spPr bwMode="auto">
+                  <pic:spPr>
                     <a:xfrm>
                       <a:off x="0" y="0"/>
                       <a:ext cx="1809115" cy="1168400"/>
@@ -1217,17 +1134,17 @@
       <w:pPr>
         <w:widowControl/>
         <w:spacing w:after="160" w:line="312" w:lineRule="auto"/>
-        <w:ind w:firstLineChars="200" w:firstLine="420"/>
+        <w:ind w:firstLine="420" w:firstLineChars="200"/>
         <w:outlineLvl w:val="1"/>
         <w:rPr>
-          <w:rFonts w:ascii="等线" w:eastAsia="等线" w:hAnsi="等线"/>
-          <w:kern w:val="0"/>
-          <w:szCs w:val="21"/>
-        </w:rPr>
-      </w:pPr>
-      <w:r>
-        <w:rPr>
-          <w:rFonts w:ascii="等线" w:eastAsia="等线" w:hAnsi="等线"/>
+          <w:rFonts w:hint="eastAsia" w:ascii="等线" w:hAnsi="等线" w:eastAsia="等线"/>
+          <w:kern w:val="0"/>
+          <w:szCs w:val="21"/>
+        </w:rPr>
+      </w:pPr>
+      <w:r>
+        <w:rPr>
+          <w:rFonts w:ascii="等线" w:hAnsi="等线" w:eastAsia="等线"/>
           <w:kern w:val="0"/>
           <w:szCs w:val="21"/>
         </w:rPr>
@@ -1235,7 +1152,7 @@
       </w:r>
       <w:r>
         <w:rPr>
-          <w:rFonts w:ascii="等线" w:eastAsia="等线" w:hAnsi="等线" w:hint="eastAsia"/>
+          <w:rFonts w:hint="eastAsia" w:ascii="等线" w:hAnsi="等线" w:eastAsia="等线"/>
           <w:kern w:val="0"/>
           <w:szCs w:val="21"/>
         </w:rPr>
@@ -1246,22 +1163,77 @@
       <w:pPr>
         <w:widowControl/>
         <w:spacing w:after="160" w:line="312" w:lineRule="auto"/>
+        <w:ind w:firstLine="420" w:firstLineChars="200"/>
         <w:outlineLvl w:val="1"/>
         <w:rPr>
-          <w:rFonts w:ascii="楷体" w:eastAsia="楷体" w:hAnsi="楷体"/>
-          <w:kern w:val="0"/>
-          <w:sz w:val="28"/>
-          <w:szCs w:val="28"/>
-        </w:rPr>
-      </w:pPr>
-      <w:r>
-        <w:rPr>
-          <w:rFonts w:ascii="楷体" w:eastAsia="楷体" w:hAnsi="楷体" w:hint="eastAsia"/>
-          <w:kern w:val="0"/>
-          <w:sz w:val="28"/>
-          <w:szCs w:val="28"/>
-        </w:rPr>
-        <w:lastRenderedPageBreak/>
+          <w:rFonts w:hint="eastAsia" w:ascii="等线" w:hAnsi="等线" w:eastAsia="等线"/>
+          <w:kern w:val="0"/>
+          <w:szCs w:val="21"/>
+        </w:rPr>
+      </w:pPr>
+      <w:r>
+        <w:drawing>
+          <wp:inline distT="0" distB="0" distL="114300" distR="114300">
+            <wp:extent cx="5270500" cy="3596640"/>
+            <wp:effectExtent l="0" t="0" r="2540" b="0"/>
+            <wp:docPr id="13" name="图片 4"/>
+            <wp:cNvGraphicFramePr>
+              <a:graphicFrameLocks xmlns:a="http://schemas.openxmlformats.org/drawingml/2006/main" noChangeAspect="1"/>
+            </wp:cNvGraphicFramePr>
+            <a:graphic xmlns:a="http://schemas.openxmlformats.org/drawingml/2006/main">
+              <a:graphicData uri="http://schemas.openxmlformats.org/drawingml/2006/picture">
+                <pic:pic xmlns:pic="http://schemas.openxmlformats.org/drawingml/2006/picture">
+                  <pic:nvPicPr>
+                    <pic:cNvPr id="13" name="图片 4"/>
+                    <pic:cNvPicPr>
+                      <a:picLocks noChangeAspect="1"/>
+                    </pic:cNvPicPr>
+                  </pic:nvPicPr>
+                  <pic:blipFill>
+                    <a:blip r:embed="rId11"/>
+                    <a:stretch>
+                      <a:fillRect/>
+                    </a:stretch>
+                  </pic:blipFill>
+                  <pic:spPr>
+                    <a:xfrm>
+                      <a:off x="0" y="0"/>
+                      <a:ext cx="5270500" cy="3596640"/>
+                    </a:xfrm>
+                    <a:prstGeom prst="rect">
+                      <a:avLst/>
+                    </a:prstGeom>
+                    <a:noFill/>
+                    <a:ln>
+                      <a:noFill/>
+                    </a:ln>
+                  </pic:spPr>
+                </pic:pic>
+              </a:graphicData>
+            </a:graphic>
+          </wp:inline>
+        </w:drawing>
+      </w:r>
+    </w:p>
+    <w:p>
+      <w:pPr>
+        <w:widowControl/>
+        <w:spacing w:after="160" w:line="312" w:lineRule="auto"/>
+        <w:outlineLvl w:val="1"/>
+        <w:rPr>
+          <w:rFonts w:ascii="楷体" w:hAnsi="楷体" w:eastAsia="楷体"/>
+          <w:kern w:val="0"/>
+          <w:sz w:val="28"/>
+          <w:szCs w:val="28"/>
+        </w:rPr>
+      </w:pPr>
+      <w:r>
+        <w:rPr>
+          <w:rFonts w:hint="eastAsia" w:ascii="楷体" w:hAnsi="楷体" w:eastAsia="楷体"/>
+          <w:kern w:val="0"/>
+          <w:sz w:val="28"/>
+          <w:szCs w:val="28"/>
+        </w:rPr>
         <w:t>实验三</w:t>
       </w:r>
     </w:p>
@@ -1271,15 +1243,15 @@
         <w:spacing w:after="160" w:line="312" w:lineRule="auto"/>
         <w:outlineLvl w:val="1"/>
         <w:rPr>
-          <w:rFonts w:ascii="楷体" w:eastAsia="楷体" w:hAnsi="楷体"/>
-          <w:kern w:val="0"/>
-          <w:sz w:val="28"/>
-          <w:szCs w:val="28"/>
-        </w:rPr>
-      </w:pPr>
-      <w:r>
-        <w:rPr>
-          <w:rFonts w:ascii="楷体" w:eastAsia="楷体" w:hAnsi="楷体" w:hint="eastAsia"/>
+          <w:rFonts w:ascii="楷体" w:hAnsi="楷体" w:eastAsia="楷体"/>
+          <w:kern w:val="0"/>
+          <w:sz w:val="28"/>
+          <w:szCs w:val="28"/>
+        </w:rPr>
+      </w:pPr>
+      <w:r>
+        <w:rPr>
+          <w:rFonts w:hint="eastAsia" w:ascii="楷体" w:hAnsi="楷体" w:eastAsia="楷体"/>
           <w:kern w:val="0"/>
           <w:sz w:val="28"/>
           <w:szCs w:val="28"/>
@@ -1293,14 +1265,14 @@
         <w:spacing w:after="160" w:line="312" w:lineRule="auto"/>
         <w:outlineLvl w:val="1"/>
         <w:rPr>
-          <w:rFonts w:ascii="等线" w:eastAsia="等线" w:hAnsi="等线"/>
-          <w:kern w:val="0"/>
-          <w:szCs w:val="21"/>
-        </w:rPr>
-      </w:pPr>
-      <w:r>
-        <w:rPr>
-          <w:rFonts w:ascii="等线" w:eastAsia="等线" w:hAnsi="等线" w:hint="eastAsia"/>
+          <w:rFonts w:ascii="等线" w:hAnsi="等线" w:eastAsia="等线"/>
+          <w:kern w:val="0"/>
+          <w:szCs w:val="21"/>
+        </w:rPr>
+      </w:pPr>
+      <w:r>
+        <w:rPr>
+          <w:rFonts w:hint="eastAsia" w:ascii="等线" w:hAnsi="等线" w:eastAsia="等线"/>
           <w:kern w:val="0"/>
           <w:szCs w:val="21"/>
         </w:rPr>
@@ -1313,14 +1285,14 @@
         <w:spacing w:after="160" w:line="312" w:lineRule="auto"/>
         <w:outlineLvl w:val="1"/>
         <w:rPr>
-          <w:rFonts w:ascii="等线" w:eastAsia="等线" w:hAnsi="等线"/>
-          <w:kern w:val="0"/>
-          <w:szCs w:val="21"/>
-        </w:rPr>
-      </w:pPr>
-      <w:r>
-        <w:rPr>
-          <w:rFonts w:ascii="等线" w:eastAsia="等线" w:hAnsi="等线" w:hint="eastAsia"/>
+          <w:rFonts w:ascii="等线" w:hAnsi="等线" w:eastAsia="等线"/>
+          <w:kern w:val="0"/>
+          <w:szCs w:val="21"/>
+        </w:rPr>
+      </w:pPr>
+      <w:r>
+        <w:rPr>
+          <w:rFonts w:hint="eastAsia" w:ascii="等线" w:hAnsi="等线" w:eastAsia="等线"/>
           <w:kern w:val="0"/>
           <w:szCs w:val="21"/>
         </w:rPr>
@@ -1333,14 +1305,14 @@
         <w:spacing w:after="160" w:line="312" w:lineRule="auto"/>
         <w:outlineLvl w:val="1"/>
         <w:rPr>
-          <w:rFonts w:ascii="等线" w:eastAsia="等线" w:hAnsi="等线"/>
-          <w:kern w:val="0"/>
-          <w:szCs w:val="21"/>
-        </w:rPr>
-      </w:pPr>
-      <w:r>
-        <w:rPr>
-          <w:rFonts w:ascii="等线" w:eastAsia="等线" w:hAnsi="等线" w:hint="eastAsia"/>
+          <w:rFonts w:ascii="等线" w:hAnsi="等线" w:eastAsia="等线"/>
+          <w:kern w:val="0"/>
+          <w:szCs w:val="21"/>
+        </w:rPr>
+      </w:pPr>
+      <w:r>
+        <w:rPr>
+          <w:rFonts w:hint="eastAsia" w:ascii="等线" w:hAnsi="等线" w:eastAsia="等线"/>
           <w:kern w:val="0"/>
           <w:szCs w:val="21"/>
         </w:rPr>
@@ -1348,13 +1320,12 @@
       </w:r>
       <w:r>
         <w:rPr>
-          <w:rFonts w:ascii="等线" w:eastAsia="等线" w:hAnsi="等线"/>
-          <w:noProof/>
+          <w:rFonts w:ascii="等线" w:hAnsi="等线" w:eastAsia="等线"/>
           <w:kern w:val="0"/>
           <w:szCs w:val="21"/>
         </w:rPr>
         <w:drawing>
-          <wp:inline distT="0" distB="0" distL="0" distR="0" wp14:anchorId="44B8C670" wp14:editId="0CF054C8">
+          <wp:inline distT="0" distB="0" distL="0" distR="0">
             <wp:extent cx="2743200" cy="1540510"/>
             <wp:effectExtent l="0" t="0" r="0" b="2540"/>
             <wp:docPr id="3" name="图片 3"/>
@@ -1365,13 +1336,13 @@
               <a:graphicData uri="http://schemas.openxmlformats.org/drawingml/2006/picture">
                 <pic:pic xmlns:pic="http://schemas.openxmlformats.org/drawingml/2006/picture">
                   <pic:nvPicPr>
-                    <pic:cNvPr id="0" name="图片 8"/>
+                    <pic:cNvPr id="3" name="图片 3"/>
                     <pic:cNvPicPr>
                       <a:picLocks noChangeAspect="1" noChangeArrowheads="1"/>
                     </pic:cNvPicPr>
                   </pic:nvPicPr>
                   <pic:blipFill>
-                    <a:blip r:embed="rId11" cstate="print">
+                    <a:blip r:embed="rId12" cstate="print">
                       <a:extLst>
                         <a:ext uri="{28A0092B-C50C-407E-A947-70E740481C1C}">
                           <a14:useLocalDpi xmlns:a14="http://schemas.microsoft.com/office/drawing/2010/main" val="0"/>
@@ -1383,7 +1354,7 @@
                       <a:fillRect/>
                     </a:stretch>
                   </pic:blipFill>
-                  <pic:spPr bwMode="auto">
+                  <pic:spPr>
                     <a:xfrm>
                       <a:off x="0" y="0"/>
                       <a:ext cx="2743200" cy="1540510"/>
@@ -1409,14 +1380,14 @@
         <w:spacing w:after="160" w:line="312" w:lineRule="auto"/>
         <w:outlineLvl w:val="1"/>
         <w:rPr>
-          <w:rFonts w:ascii="等线" w:eastAsia="等线" w:hAnsi="等线"/>
-          <w:kern w:val="0"/>
-          <w:szCs w:val="21"/>
-        </w:rPr>
-      </w:pPr>
-      <w:r>
-        <w:rPr>
-          <w:rFonts w:ascii="等线" w:eastAsia="等线" w:hAnsi="等线" w:hint="eastAsia"/>
+          <w:rFonts w:ascii="等线" w:hAnsi="等线" w:eastAsia="等线"/>
+          <w:kern w:val="0"/>
+          <w:szCs w:val="21"/>
+        </w:rPr>
+      </w:pPr>
+      <w:r>
+        <w:rPr>
+          <w:rFonts w:hint="eastAsia" w:ascii="等线" w:hAnsi="等线" w:eastAsia="等线"/>
           <w:kern w:val="0"/>
           <w:szCs w:val="21"/>
         </w:rPr>
@@ -1429,14 +1400,14 @@
         <w:spacing w:after="160" w:line="312" w:lineRule="auto"/>
         <w:outlineLvl w:val="1"/>
         <w:rPr>
-          <w:rFonts w:ascii="等线" w:eastAsia="等线" w:hAnsi="等线"/>
-          <w:kern w:val="0"/>
-          <w:szCs w:val="21"/>
-        </w:rPr>
-      </w:pPr>
-      <w:r>
-        <w:rPr>
-          <w:rFonts w:ascii="等线" w:eastAsia="等线" w:hAnsi="等线" w:hint="eastAsia"/>
+          <w:rFonts w:ascii="等线" w:hAnsi="等线" w:eastAsia="等线"/>
+          <w:kern w:val="0"/>
+          <w:szCs w:val="21"/>
+        </w:rPr>
+      </w:pPr>
+      <w:r>
+        <w:rPr>
+          <w:rFonts w:hint="eastAsia" w:ascii="等线" w:hAnsi="等线" w:eastAsia="等线"/>
           <w:kern w:val="0"/>
           <w:szCs w:val="21"/>
         </w:rPr>
@@ -1444,13 +1415,12 @@
       </w:r>
       <w:r>
         <w:rPr>
-          <w:rFonts w:ascii="等线" w:eastAsia="等线" w:hAnsi="等线"/>
-          <w:noProof/>
+          <w:rFonts w:ascii="等线" w:hAnsi="等线" w:eastAsia="等线"/>
           <w:kern w:val="0"/>
           <w:szCs w:val="21"/>
         </w:rPr>
         <w:drawing>
-          <wp:inline distT="0" distB="0" distL="0" distR="0" wp14:anchorId="7FA19146" wp14:editId="55AB6EDC">
+          <wp:inline distT="0" distB="0" distL="0" distR="0">
             <wp:extent cx="2718435" cy="1569720"/>
             <wp:effectExtent l="0" t="0" r="5715" b="0"/>
             <wp:docPr id="2" name="图片 2"/>
@@ -1461,13 +1431,13 @@
               <a:graphicData uri="http://schemas.openxmlformats.org/drawingml/2006/picture">
                 <pic:pic xmlns:pic="http://schemas.openxmlformats.org/drawingml/2006/picture">
                   <pic:nvPicPr>
-                    <pic:cNvPr id="0" name="图片 1"/>
+                    <pic:cNvPr id="2" name="图片 2"/>
                     <pic:cNvPicPr>
                       <a:picLocks noChangeAspect="1" noChangeArrowheads="1"/>
                     </pic:cNvPicPr>
                   </pic:nvPicPr>
                   <pic:blipFill>
-                    <a:blip r:embed="rId12" cstate="print">
+                    <a:blip r:embed="rId13" cstate="print">
                       <a:extLst>
                         <a:ext uri="{28A0092B-C50C-407E-A947-70E740481C1C}">
                           <a14:useLocalDpi xmlns:a14="http://schemas.microsoft.com/office/drawing/2010/main" val="0"/>
@@ -1479,7 +1449,7 @@
                       <a:fillRect/>
                     </a:stretch>
                   </pic:blipFill>
-                  <pic:spPr bwMode="auto">
+                  <pic:spPr>
                     <a:xfrm>
                       <a:off x="0" y="0"/>
                       <a:ext cx="2718435" cy="1569720"/>
@@ -1505,15 +1475,70 @@
         <w:spacing w:after="160" w:line="312" w:lineRule="auto"/>
         <w:outlineLvl w:val="1"/>
         <w:rPr>
-          <w:rFonts w:ascii="楷体" w:eastAsia="楷体" w:hAnsi="楷体"/>
-          <w:kern w:val="0"/>
-          <w:sz w:val="28"/>
-          <w:szCs w:val="28"/>
-        </w:rPr>
-      </w:pPr>
-      <w:r>
-        <w:rPr>
-          <w:rFonts w:ascii="楷体" w:eastAsia="楷体" w:hAnsi="楷体" w:hint="eastAsia"/>
+          <w:rFonts w:ascii="等线" w:hAnsi="等线" w:eastAsia="等线"/>
+          <w:kern w:val="0"/>
+          <w:szCs w:val="21"/>
+        </w:rPr>
+      </w:pPr>
+      <w:r>
+        <w:drawing>
+          <wp:inline distT="0" distB="0" distL="114300" distR="114300">
+            <wp:extent cx="5270500" cy="2544445"/>
+            <wp:effectExtent l="0" t="0" r="2540" b="635"/>
+            <wp:docPr id="12" name="图片 3"/>
+            <wp:cNvGraphicFramePr>
+              <a:graphicFrameLocks xmlns:a="http://schemas.openxmlformats.org/drawingml/2006/main" noChangeAspect="1"/>
+            </wp:cNvGraphicFramePr>
+            <a:graphic xmlns:a="http://schemas.openxmlformats.org/drawingml/2006/main">
+              <a:graphicData uri="http://schemas.openxmlformats.org/drawingml/2006/picture">
+                <pic:pic xmlns:pic="http://schemas.openxmlformats.org/drawingml/2006/picture">
+                  <pic:nvPicPr>
+                    <pic:cNvPr id="12" name="图片 3"/>
+                    <pic:cNvPicPr>
+                      <a:picLocks noChangeAspect="1"/>
+                    </pic:cNvPicPr>
+                  </pic:nvPicPr>
+                  <pic:blipFill>
+                    <a:blip r:embed="rId14"/>
+                    <a:stretch>
+                      <a:fillRect/>
+                    </a:stretch>
+                  </pic:blipFill>
+                  <pic:spPr>
+                    <a:xfrm>
+                      <a:off x="0" y="0"/>
+                      <a:ext cx="5270500" cy="2544445"/>
+                    </a:xfrm>
+                    <a:prstGeom prst="rect">
+                      <a:avLst/>
+                    </a:prstGeom>
+                    <a:noFill/>
+                    <a:ln>
+                      <a:noFill/>
+                    </a:ln>
+                  </pic:spPr>
+                </pic:pic>
+              </a:graphicData>
+            </a:graphic>
+          </wp:inline>
+        </w:drawing>
+      </w:r>
+    </w:p>
+    <w:p>
+      <w:pPr>
+        <w:widowControl/>
+        <w:spacing w:after="160" w:line="312" w:lineRule="auto"/>
+        <w:outlineLvl w:val="1"/>
+        <w:rPr>
+          <w:rFonts w:ascii="楷体" w:hAnsi="楷体" w:eastAsia="楷体"/>
+          <w:kern w:val="0"/>
+          <w:sz w:val="28"/>
+          <w:szCs w:val="28"/>
+        </w:rPr>
+      </w:pPr>
+      <w:r>
+        <w:rPr>
+          <w:rFonts w:hint="eastAsia" w:ascii="楷体" w:hAnsi="楷体" w:eastAsia="楷体"/>
           <w:kern w:val="0"/>
           <w:sz w:val="28"/>
           <w:szCs w:val="28"/>
@@ -1527,15 +1552,15 @@
         <w:spacing w:after="160" w:line="312" w:lineRule="auto"/>
         <w:outlineLvl w:val="1"/>
         <w:rPr>
-          <w:rFonts w:ascii="楷体" w:eastAsia="楷体" w:hAnsi="楷体"/>
-          <w:kern w:val="0"/>
-          <w:sz w:val="28"/>
-          <w:szCs w:val="28"/>
-        </w:rPr>
-      </w:pPr>
-      <w:r>
-        <w:rPr>
-          <w:rFonts w:ascii="楷体" w:eastAsia="楷体" w:hAnsi="楷体" w:hint="eastAsia"/>
+          <w:rFonts w:ascii="楷体" w:hAnsi="楷体" w:eastAsia="楷体"/>
+          <w:kern w:val="0"/>
+          <w:sz w:val="28"/>
+          <w:szCs w:val="28"/>
+        </w:rPr>
+      </w:pPr>
+      <w:r>
+        <w:rPr>
+          <w:rFonts w:hint="eastAsia" w:ascii="楷体" w:hAnsi="楷体" w:eastAsia="楷体"/>
           <w:kern w:val="0"/>
           <w:sz w:val="28"/>
           <w:szCs w:val="28"/>
@@ -1556,7 +1581,7 @@
       </w:pPr>
       <w:r>
         <w:rPr>
-          <w:rFonts w:ascii="宋体" w:hAnsi="宋体" w:hint="eastAsia"/>
+          <w:rFonts w:hint="eastAsia" w:ascii="宋体" w:hAnsi="宋体"/>
           <w:kern w:val="0"/>
           <w:szCs w:val="21"/>
         </w:rPr>
@@ -1576,7 +1601,7 @@
       </w:pPr>
       <w:r>
         <w:rPr>
-          <w:rFonts w:ascii="宋体" w:hAnsi="宋体" w:hint="eastAsia"/>
+          <w:rFonts w:hint="eastAsia" w:ascii="宋体" w:hAnsi="宋体"/>
           <w:kern w:val="0"/>
           <w:szCs w:val="21"/>
         </w:rPr>
@@ -1597,20 +1622,19 @@
         <w:spacing w:after="160" w:line="312" w:lineRule="auto"/>
         <w:outlineLvl w:val="1"/>
         <w:rPr>
-          <w:rFonts w:ascii="宋体" w:hAnsi="宋体" w:hint="eastAsia"/>
-          <w:kern w:val="0"/>
-          <w:szCs w:val="21"/>
-        </w:rPr>
-      </w:pPr>
-      <w:r>
-        <w:rPr>
           <w:rFonts w:ascii="宋体" w:hAnsi="宋体"/>
-          <w:noProof/>
+          <w:kern w:val="0"/>
+          <w:szCs w:val="21"/>
+        </w:rPr>
+      </w:pPr>
+      <w:r>
+        <w:rPr>
+          <w:rFonts w:ascii="宋体" w:hAnsi="宋体"/>
           <w:kern w:val="0"/>
           <w:szCs w:val="21"/>
         </w:rPr>
         <w:drawing>
-          <wp:inline distT="0" distB="0" distL="0" distR="0" wp14:anchorId="744F1B6B" wp14:editId="5BAFA1BF">
+          <wp:inline distT="0" distB="0" distL="0" distR="0">
             <wp:extent cx="1677035" cy="1002665"/>
             <wp:effectExtent l="0" t="0" r="0" b="6985"/>
             <wp:docPr id="1" name="图片 1"/>
@@ -1621,13 +1645,13 @@
               <a:graphicData uri="http://schemas.openxmlformats.org/drawingml/2006/picture">
                 <pic:pic xmlns:pic="http://schemas.openxmlformats.org/drawingml/2006/picture">
                   <pic:nvPicPr>
-                    <pic:cNvPr id="0" name="图片 25"/>
+                    <pic:cNvPr id="1" name="图片 1"/>
                     <pic:cNvPicPr>
                       <a:picLocks noChangeAspect="1" noChangeArrowheads="1"/>
                     </pic:cNvPicPr>
                   </pic:nvPicPr>
                   <pic:blipFill>
-                    <a:blip r:embed="rId13">
+                    <a:blip r:embed="rId15">
                       <a:extLst>
                         <a:ext uri="{28A0092B-C50C-407E-A947-70E740481C1C}">
                           <a14:useLocalDpi xmlns:a14="http://schemas.microsoft.com/office/drawing/2010/main" val="0"/>
@@ -1639,7 +1663,7 @@
                       <a:fillRect/>
                     </a:stretch>
                   </pic:blipFill>
-                  <pic:spPr bwMode="auto">
+                  <pic:spPr>
                     <a:xfrm>
                       <a:off x="0" y="0"/>
                       <a:ext cx="1677035" cy="1002665"/>
@@ -1659,23 +1683,91 @@
         </w:drawing>
       </w:r>
     </w:p>
+    <w:p>
+      <w:pPr>
+        <w:widowControl/>
+        <w:spacing w:after="160" w:line="312" w:lineRule="auto"/>
+        <w:outlineLvl w:val="1"/>
+      </w:pPr>
+      <w:r>
+        <w:drawing>
+          <wp:inline distT="0" distB="0" distL="114300" distR="114300">
+            <wp:extent cx="5273040" cy="4549140"/>
+            <wp:effectExtent l="0" t="0" r="0" b="7620"/>
+            <wp:docPr id="10" name="图片 1"/>
+            <wp:cNvGraphicFramePr>
+              <a:graphicFrameLocks xmlns:a="http://schemas.openxmlformats.org/drawingml/2006/main" noChangeAspect="1"/>
+            </wp:cNvGraphicFramePr>
+            <a:graphic xmlns:a="http://schemas.openxmlformats.org/drawingml/2006/main">
+              <a:graphicData uri="http://schemas.openxmlformats.org/drawingml/2006/picture">
+                <pic:pic xmlns:pic="http://schemas.openxmlformats.org/drawingml/2006/picture">
+                  <pic:nvPicPr>
+                    <pic:cNvPr id="10" name="图片 1"/>
+                    <pic:cNvPicPr>
+                      <a:picLocks noChangeAspect="1"/>
+                    </pic:cNvPicPr>
+                  </pic:nvPicPr>
+                  <pic:blipFill>
+                    <a:blip r:embed="rId16"/>
+                    <a:stretch>
+                      <a:fillRect/>
+                    </a:stretch>
+                  </pic:blipFill>
+                  <pic:spPr>
+                    <a:xfrm>
+                      <a:off x="0" y="0"/>
+                      <a:ext cx="5273040" cy="4549140"/>
+                    </a:xfrm>
+                    <a:prstGeom prst="rect">
+                      <a:avLst/>
+                    </a:prstGeom>
+                    <a:noFill/>
+                    <a:ln>
+                      <a:noFill/>
+                    </a:ln>
+                  </pic:spPr>
+                </pic:pic>
+              </a:graphicData>
+            </a:graphic>
+          </wp:inline>
+        </w:drawing>
+      </w:r>
+    </w:p>
+    <w:p>
+      <w:pPr>
+        <w:widowControl/>
+        <w:spacing w:after="160" w:line="312" w:lineRule="auto"/>
+        <w:outlineLvl w:val="1"/>
+        <w:rPr>
+          <w:rFonts w:hint="default" w:eastAsia="宋体"/>
+          <w:lang w:val="en-US" w:eastAsia="zh-CN"/>
+        </w:rPr>
+      </w:pPr>
+      <w:r>
+        <w:rPr>
+          <w:rFonts w:hint="eastAsia"/>
+          <w:lang w:val="en-US" w:eastAsia="zh-CN"/>
+        </w:rPr>
+        <w:t>左侧电路可视为右侧两个电路的叠加，可知1Ω电阻的功率为1W</w:t>
+      </w:r>
+    </w:p>
     <w:sectPr>
       <w:pgSz w:w="11906" w:h="16838"/>
       <w:pgMar w:top="1440" w:right="1800" w:bottom="1440" w:left="1800" w:header="851" w:footer="992" w:gutter="0"/>
-      <w:cols w:space="720"/>
-      <w:docGrid w:type="lines" w:linePitch="312"/>
+      <w:cols w:space="720" w:num="1"/>
+      <w:docGrid w:type="lines" w:linePitch="312" w:charSpace="0"/>
     </w:sectPr>
   </w:body>
 </w:document>
 </file>
 
 <file path=word/numbering.xml><?xml version="1.0" encoding="utf-8"?>
-<w:numbering xmlns:wpc="http://schemas.microsoft.com/office/word/2010/wordprocessingCanvas" xmlns:cx="http://schemas.microsoft.com/office/drawing/2014/chartex" xmlns:cx1="http://schemas.microsoft.com/office/drawing/2015/9/8/chartex" xmlns:cx2="http://schemas.microsoft.com/office/drawing/2015/10/21/chartex" xmlns:cx3="http://schemas.microsoft.com/office/drawing/2016/5/9/chartex" xmlns:cx4="http://schemas.microsoft.com/office/drawing/2016/5/10/chartex" xmlns:cx5="http://schemas.microsoft.com/office/drawing/2016/5/11/chartex" xmlns:cx6="http://schemas.microsoft.com/office/drawing/2016/5/12/chartex" xmlns:cx7="http://schemas.microsoft.com/office/drawing/2016/5/13/chartex" xmlns:cx8="http://schemas.microsoft.com/office/drawing/2016/5/14/chartex" xmlns:mc="http://schemas.openxmlformats.org/markup-compatibility/2006" xmlns:aink="http://schemas.microsoft.com/office/drawing/2016/ink" xmlns:am3d="http://schemas.microsoft.com/office/drawing/2017/model3d" xmlns:o="urn:schemas-microsoft-com:office:office" xmlns:r="http://schemas.openxmlformats.org/officeDocument/2006/relationships" xmlns:m="http://schemas.openxmlformats.org/officeDocument/2006/math" xmlns:v="urn:schemas-microsoft-com:vml" xmlns:wp14="http://schemas.microsoft.com/office/word/2010/wordprocessingDrawing" xmlns:wp="http://schemas.openxmlformats.org/drawingml/2006/wordprocessingDrawing" xmlns:w10="urn:schemas-microsoft-com:office:word" xmlns:w="http://schemas.openxmlformats.org/wordprocessingml/2006/main" xmlns:w14="http://schemas.microsoft.com/office/word/2010/wordml" xmlns:w15="http://schemas.microsoft.com/office/word/2012/wordml" xmlns:w16cex="http://schemas.microsoft.com/office/word/2018/wordml/cex" xmlns:w16cid="http://schemas.microsoft.com/office/word/2016/wordml/cid" xmlns:w16="http://schemas.microsoft.com/office/word/2018/wordml" xmlns:w16sdtdh="http://schemas.microsoft.com/office/word/2020/wordml/sdtdatahash" xmlns:w16se="http://schemas.microsoft.com/office/word/2015/wordml/symex" xmlns:wpg="http://schemas.microsoft.com/office/word/2010/wordprocessingGroup" xmlns:wpi="http://schemas.microsoft.com/office/word/2010/wordprocessingInk" xmlns:wne="http://schemas.microsoft.com/office/word/2006/wordml" xmlns:wps="http://schemas.microsoft.com/office/word/2010/wordprocessingShape" mc:Ignorable="w14 w15 w16se w16cid w16 w16cex w16sdtdh wp14">
-  <w:abstractNum w:abstractNumId="0" w15:restartNumberingAfterBreak="0">
+<w:numbering xmlns:wpc="http://schemas.microsoft.com/office/word/2010/wordprocessingCanvas" xmlns:mc="http://schemas.openxmlformats.org/markup-compatibility/2006" xmlns:o="urn:schemas-microsoft-com:office:office" xmlns:r="http://schemas.openxmlformats.org/officeDocument/2006/relationships" xmlns:m="http://schemas.openxmlformats.org/officeDocument/2006/math" xmlns:v="urn:schemas-microsoft-com:vml" xmlns:wp14="http://schemas.microsoft.com/office/word/2010/wordprocessingDrawing" xmlns:wp="http://schemas.openxmlformats.org/drawingml/2006/wordprocessingDrawing" xmlns:w10="urn:schemas-microsoft-com:office:word" xmlns:w="http://schemas.openxmlformats.org/wordprocessingml/2006/main" xmlns:w14="http://schemas.microsoft.com/office/word/2010/wordml" xmlns:wpg="http://schemas.microsoft.com/office/word/2010/wordprocessingGroup" xmlns:wpi="http://schemas.microsoft.com/office/word/2010/wordprocessingInk" xmlns:wne="http://schemas.microsoft.com/office/word/2006/wordml" xmlns:wps="http://schemas.microsoft.com/office/word/2010/wordprocessingShape" xmlns:wpsCustomData="http://www.wps.cn/officeDocument/2013/wpsCustomData" mc:Ignorable="w14 wp14">
+  <w:abstractNum w:abstractNumId="0">
     <w:nsid w:val="AC34325B"/>
     <w:multiLevelType w:val="singleLevel"/>
     <w:tmpl w:val="AC34325B"/>
-    <w:lvl w:ilvl="0">
+    <w:lvl w:ilvl="0" w:tentative="0">
       <w:start w:val="3"/>
       <w:numFmt w:val="chineseCounting"/>
       <w:suff w:val="nothing"/>
@@ -1686,11 +1778,11 @@
       </w:rPr>
     </w:lvl>
   </w:abstractNum>
-  <w:abstractNum w:abstractNumId="1" w15:restartNumberingAfterBreak="0">
+  <w:abstractNum w:abstractNumId="1">
     <w:nsid w:val="AD7D9C6C"/>
     <w:multiLevelType w:val="singleLevel"/>
-    <w:tmpl w:val="EB42F3FA"/>
-    <w:lvl w:ilvl="0">
+    <w:tmpl w:val="AD7D9C6C"/>
+    <w:lvl w:ilvl="0" w:tentative="0">
       <w:start w:val="1"/>
       <w:numFmt w:val="decimal"/>
       <w:lvlText w:val="%1."/>
@@ -1705,11 +1797,11 @@
       </w:rPr>
     </w:lvl>
   </w:abstractNum>
-  <w:abstractNum w:abstractNumId="2" w15:restartNumberingAfterBreak="0">
+  <w:abstractNum w:abstractNumId="2">
     <w:nsid w:val="BEF21ADD"/>
     <w:multiLevelType w:val="singleLevel"/>
     <w:tmpl w:val="BEF21ADD"/>
-    <w:lvl w:ilvl="0">
+    <w:lvl w:ilvl="0" w:tentative="0">
       <w:start w:val="4"/>
       <w:numFmt w:val="chineseCounting"/>
       <w:suff w:val="nothing"/>
@@ -1733,423 +1825,295 @@
 </file>
 
 <file path=word/styles.xml><?xml version="1.0" encoding="utf-8"?>
-<w:styles xmlns:mc="http://schemas.openxmlformats.org/markup-compatibility/2006" xmlns:r="http://schemas.openxmlformats.org/officeDocument/2006/relationships" xmlns:w="http://schemas.openxmlformats.org/wordprocessingml/2006/main" xmlns:w14="http://schemas.microsoft.com/office/word/2010/wordml" xmlns:w15="http://schemas.microsoft.com/office/word/2012/wordml" xmlns:w16cex="http://schemas.microsoft.com/office/word/2018/wordml/cex" xmlns:w16cid="http://schemas.microsoft.com/office/word/2016/wordml/cid" xmlns:w16="http://schemas.microsoft.com/office/word/2018/wordml" xmlns:w16sdtdh="http://schemas.microsoft.com/office/word/2020/wordml/sdtdatahash" xmlns:w16se="http://schemas.microsoft.com/office/word/2015/wordml/symex" mc:Ignorable="w14 w15 w16se w16cid w16 w16cex w16sdtdh">
+<w:styles xmlns:mc="http://schemas.openxmlformats.org/markup-compatibility/2006" xmlns:o="urn:schemas-microsoft-com:office:office" xmlns:r="http://schemas.openxmlformats.org/officeDocument/2006/relationships" xmlns:m="http://schemas.openxmlformats.org/officeDocument/2006/math" xmlns:v="urn:schemas-microsoft-com:vml" xmlns:w="http://schemas.openxmlformats.org/wordprocessingml/2006/main" xmlns:w14="http://schemas.microsoft.com/office/word/2010/wordml" xmlns:w10="urn:schemas-microsoft-com:office:word" xmlns:sl="http://schemas.openxmlformats.org/schemaLibrary/2006/main" xmlns:wpsCustomData="http://www.wps.cn/officeDocument/2013/wpsCustomData" mc:Ignorable="w14">
   <w:docDefaults>
     <w:rPrDefault>
       <w:rPr>
-        <w:rFonts w:asciiTheme="minorHAnsi" w:eastAsiaTheme="minorEastAsia" w:hAnsiTheme="minorHAnsi" w:cstheme="minorBidi"/>
-        <w:kern w:val="2"/>
-        <w:sz w:val="21"/>
-        <w:szCs w:val="22"/>
-        <w:lang w:val="en-US" w:eastAsia="zh-CN" w:bidi="ar-SA"/>
+        <w:rFonts w:asciiTheme="minorHAnsi" w:hAnsiTheme="minorHAnsi" w:eastAsiaTheme="minorEastAsia" w:cstheme="minorBidi"/>
       </w:rPr>
     </w:rPrDefault>
     <w:pPrDefault/>
   </w:docDefaults>
-  <w:latentStyles w:defLockedState="0" w:defUIPriority="99" w:defSemiHidden="0" w:defUnhideWhenUsed="0" w:defQFormat="0" w:count="376">
-    <w:lsdException w:name="Normal" w:uiPriority="0" w:qFormat="1"/>
-    <w:lsdException w:name="heading 1" w:uiPriority="9" w:qFormat="1"/>
-    <w:lsdException w:name="heading 2" w:semiHidden="1" w:uiPriority="9" w:unhideWhenUsed="1" w:qFormat="1"/>
-    <w:lsdException w:name="heading 3" w:semiHidden="1" w:uiPriority="9" w:unhideWhenUsed="1" w:qFormat="1"/>
-    <w:lsdException w:name="heading 4" w:semiHidden="1" w:uiPriority="9" w:unhideWhenUsed="1" w:qFormat="1"/>
-    <w:lsdException w:name="heading 5" w:semiHidden="1" w:uiPriority="9" w:unhideWhenUsed="1" w:qFormat="1"/>
-    <w:lsdException w:name="heading 6" w:semiHidden="1" w:uiPriority="9" w:unhideWhenUsed="1" w:qFormat="1"/>
-    <w:lsdException w:name="heading 7" w:semiHidden="1" w:uiPriority="9" w:unhideWhenUsed="1" w:qFormat="1"/>
-    <w:lsdException w:name="heading 8" w:semiHidden="1" w:uiPriority="9" w:unhideWhenUsed="1" w:qFormat="1"/>
-    <w:lsdException w:name="heading 9" w:semiHidden="1" w:uiPriority="9" w:unhideWhenUsed="1" w:qFormat="1"/>
-    <w:lsdException w:name="index 1" w:semiHidden="1" w:unhideWhenUsed="1"/>
-    <w:lsdException w:name="index 2" w:semiHidden="1" w:unhideWhenUsed="1"/>
-    <w:lsdException w:name="index 3" w:semiHidden="1" w:unhideWhenUsed="1"/>
-    <w:lsdException w:name="index 4" w:semiHidden="1" w:unhideWhenUsed="1"/>
-    <w:lsdException w:name="index 5" w:semiHidden="1" w:unhideWhenUsed="1"/>
-    <w:lsdException w:name="index 6" w:semiHidden="1" w:unhideWhenUsed="1"/>
-    <w:lsdException w:name="index 7" w:semiHidden="1" w:unhideWhenUsed="1"/>
-    <w:lsdException w:name="index 8" w:semiHidden="1" w:unhideWhenUsed="1"/>
-    <w:lsdException w:name="index 9" w:semiHidden="1" w:unhideWhenUsed="1"/>
-    <w:lsdException w:name="toc 1" w:semiHidden="1" w:uiPriority="39" w:unhideWhenUsed="1"/>
-    <w:lsdException w:name="toc 2" w:semiHidden="1" w:uiPriority="39" w:unhideWhenUsed="1"/>
-    <w:lsdException w:name="toc 3" w:semiHidden="1" w:uiPriority="39" w:unhideWhenUsed="1"/>
-    <w:lsdException w:name="toc 4" w:semiHidden="1" w:uiPriority="39" w:unhideWhenUsed="1"/>
-    <w:lsdException w:name="toc 5" w:semiHidden="1" w:uiPriority="39" w:unhideWhenUsed="1"/>
-    <w:lsdException w:name="toc 6" w:semiHidden="1" w:uiPriority="39" w:unhideWhenUsed="1"/>
-    <w:lsdException w:name="toc 7" w:semiHidden="1" w:uiPriority="39" w:unhideWhenUsed="1"/>
-    <w:lsdException w:name="toc 8" w:semiHidden="1" w:uiPriority="39" w:unhideWhenUsed="1"/>
-    <w:lsdException w:name="toc 9" w:semiHidden="1" w:uiPriority="39" w:unhideWhenUsed="1"/>
-    <w:lsdException w:name="Normal Indent" w:semiHidden="1" w:unhideWhenUsed="1"/>
-    <w:lsdException w:name="footnote text" w:semiHidden="1" w:unhideWhenUsed="1"/>
-    <w:lsdException w:name="annotation text" w:semiHidden="1" w:unhideWhenUsed="1"/>
-    <w:lsdException w:name="header" w:semiHidden="1" w:unhideWhenUsed="1"/>
-    <w:lsdException w:name="footer" w:semiHidden="1" w:unhideWhenUsed="1"/>
-    <w:lsdException w:name="index heading" w:semiHidden="1" w:unhideWhenUsed="1"/>
-    <w:lsdException w:name="caption" w:semiHidden="1" w:uiPriority="35" w:unhideWhenUsed="1" w:qFormat="1"/>
-    <w:lsdException w:name="table of figures" w:semiHidden="1" w:unhideWhenUsed="1"/>
-    <w:lsdException w:name="envelope address" w:semiHidden="1" w:unhideWhenUsed="1"/>
-    <w:lsdException w:name="envelope return" w:semiHidden="1" w:unhideWhenUsed="1"/>
-    <w:lsdException w:name="footnote reference" w:semiHidden="1" w:unhideWhenUsed="1"/>
-    <w:lsdException w:name="annotation reference" w:semiHidden="1" w:unhideWhenUsed="1"/>
-    <w:lsdException w:name="line number" w:semiHidden="1" w:unhideWhenUsed="1"/>
-    <w:lsdException w:name="page number" w:semiHidden="1" w:unhideWhenUsed="1"/>
-    <w:lsdException w:name="endnote reference" w:semiHidden="1" w:unhideWhenUsed="1"/>
-    <w:lsdException w:name="endnote text" w:semiHidden="1" w:unhideWhenUsed="1"/>
-    <w:lsdException w:name="table of authorities" w:semiHidden="1" w:unhideWhenUsed="1"/>
-    <w:lsdException w:name="macro" w:semiHidden="1" w:unhideWhenUsed="1"/>
-    <w:lsdException w:name="toa heading" w:semiHidden="1" w:unhideWhenUsed="1"/>
-    <w:lsdException w:name="List" w:semiHidden="1" w:unhideWhenUsed="1"/>
-    <w:lsdException w:name="List Bullet" w:semiHidden="1" w:unhideWhenUsed="1"/>
-    <w:lsdException w:name="List Number" w:semiHidden="1" w:unhideWhenUsed="1"/>
-    <w:lsdException w:name="List 2" w:semiHidden="1" w:unhideWhenUsed="1"/>
-    <w:lsdException w:name="List 3" w:semiHidden="1" w:unhideWhenUsed="1"/>
-    <w:lsdException w:name="List 4" w:semiHidden="1" w:unhideWhenUsed="1"/>
-    <w:lsdException w:name="List 5" w:semiHidden="1" w:unhideWhenUsed="1"/>
-    <w:lsdException w:name="List Bullet 2" w:semiHidden="1" w:unhideWhenUsed="1"/>
-    <w:lsdException w:name="List Bullet 3" w:semiHidden="1" w:unhideWhenUsed="1"/>
-    <w:lsdException w:name="List Bullet 4" w:semiHidden="1" w:unhideWhenUsed="1"/>
-    <w:lsdException w:name="List Bullet 5" w:semiHidden="1" w:unhideWhenUsed="1"/>
-    <w:lsdException w:name="List Number 2" w:semiHidden="1" w:unhideWhenUsed="1"/>
-    <w:lsdException w:name="List Number 3" w:semiHidden="1" w:unhideWhenUsed="1"/>
-    <w:lsdException w:name="List Number 4" w:semiHidden="1" w:unhideWhenUsed="1"/>
-    <w:lsdException w:name="List Number 5" w:semiHidden="1" w:unhideWhenUsed="1"/>
-    <w:lsdException w:name="Title" w:uiPriority="10" w:qFormat="1"/>
-    <w:lsdException w:name="Closing" w:semiHidden="1" w:unhideWhenUsed="1"/>
-    <w:lsdException w:name="Signature" w:semiHidden="1" w:unhideWhenUsed="1"/>
-    <w:lsdException w:name="Default Paragraph Font" w:semiHidden="1" w:uiPriority="1" w:unhideWhenUsed="1"/>
-    <w:lsdException w:name="Body Text" w:semiHidden="1" w:unhideWhenUsed="1"/>
-    <w:lsdException w:name="Body Text Indent" w:semiHidden="1" w:unhideWhenUsed="1"/>
-    <w:lsdException w:name="List Continue" w:semiHidden="1" w:unhideWhenUsed="1"/>
-    <w:lsdException w:name="List Continue 2" w:semiHidden="1" w:unhideWhenUsed="1"/>
-    <w:lsdException w:name="List Continue 3" w:semiHidden="1" w:unhideWhenUsed="1"/>
-    <w:lsdException w:name="List Continue 4" w:semiHidden="1" w:unhideWhenUsed="1"/>
-    <w:lsdException w:name="List Continue 5" w:semiHidden="1" w:unhideWhenUsed="1"/>
-    <w:lsdException w:name="Message Header" w:semiHidden="1" w:unhideWhenUsed="1"/>
-    <w:lsdException w:name="Subtitle" w:uiPriority="11" w:qFormat="1"/>
-    <w:lsdException w:name="Salutation" w:semiHidden="1" w:unhideWhenUsed="1"/>
-    <w:lsdException w:name="Date" w:semiHidden="1" w:unhideWhenUsed="1"/>
-    <w:lsdException w:name="Body Text First Indent" w:semiHidden="1" w:unhideWhenUsed="1"/>
-    <w:lsdException w:name="Body Text First Indent 2" w:semiHidden="1" w:unhideWhenUsed="1"/>
-    <w:lsdException w:name="Note Heading" w:semiHidden="1" w:unhideWhenUsed="1"/>
-    <w:lsdException w:name="Body Text 2" w:semiHidden="1" w:unhideWhenUsed="1"/>
-    <w:lsdException w:name="Body Text 3" w:semiHidden="1" w:unhideWhenUsed="1"/>
-    <w:lsdException w:name="Body Text Indent 2" w:semiHidden="1" w:unhideWhenUsed="1"/>
-    <w:lsdException w:name="Body Text Indent 3" w:semiHidden="1" w:unhideWhenUsed="1"/>
-    <w:lsdException w:name="Block Text" w:semiHidden="1" w:unhideWhenUsed="1"/>
-    <w:lsdException w:name="Hyperlink" w:semiHidden="1" w:unhideWhenUsed="1"/>
-    <w:lsdException w:name="FollowedHyperlink" w:semiHidden="1" w:unhideWhenUsed="1"/>
-    <w:lsdException w:name="Strong" w:uiPriority="22" w:qFormat="1"/>
-    <w:lsdException w:name="Emphasis" w:uiPriority="20" w:qFormat="1"/>
-    <w:lsdException w:name="Document Map" w:semiHidden="1" w:unhideWhenUsed="1"/>
-    <w:lsdException w:name="Plain Text" w:semiHidden="1" w:unhideWhenUsed="1"/>
-    <w:lsdException w:name="E-mail Signature" w:semiHidden="1" w:unhideWhenUsed="1"/>
-    <w:lsdException w:name="HTML Top of Form" w:semiHidden="1" w:unhideWhenUsed="1"/>
-    <w:lsdException w:name="HTML Bottom of Form" w:semiHidden="1" w:unhideWhenUsed="1"/>
-    <w:lsdException w:name="Normal (Web)" w:semiHidden="1" w:unhideWhenUsed="1"/>
-    <w:lsdException w:name="HTML Acronym" w:semiHidden="1" w:unhideWhenUsed="1"/>
-    <w:lsdException w:name="HTML Address" w:semiHidden="1" w:unhideWhenUsed="1"/>
-    <w:lsdException w:name="HTML Cite" w:semiHidden="1" w:unhideWhenUsed="1"/>
-    <w:lsdException w:name="HTML Code" w:semiHidden="1" w:unhideWhenUsed="1"/>
-    <w:lsdException w:name="HTML Definition" w:semiHidden="1" w:unhideWhenUsed="1"/>
-    <w:lsdException w:name="HTML Keyboard" w:semiHidden="1" w:unhideWhenUsed="1"/>
-    <w:lsdException w:name="HTML Preformatted" w:semiHidden="1" w:unhideWhenUsed="1"/>
-    <w:lsdException w:name="HTML Sample" w:semiHidden="1" w:unhideWhenUsed="1"/>
-    <w:lsdException w:name="HTML Typewriter" w:semiHidden="1" w:unhideWhenUsed="1"/>
-    <w:lsdException w:name="HTML Variable" w:semiHidden="1" w:unhideWhenUsed="1"/>
-    <w:lsdException w:name="Normal Table" w:semiHidden="1" w:unhideWhenUsed="1"/>
-    <w:lsdException w:name="annotation subject" w:semiHidden="1" w:unhideWhenUsed="1"/>
-    <w:lsdException w:name="No List" w:semiHidden="1" w:unhideWhenUsed="1"/>
-    <w:lsdException w:name="Outline List 1" w:semiHidden="1" w:unhideWhenUsed="1"/>
-    <w:lsdException w:name="Outline List 2" w:semiHidden="1" w:unhideWhenUsed="1"/>
-    <w:lsdException w:name="Outline List 3" w:semiHidden="1" w:unhideWhenUsed="1"/>
-    <w:lsdException w:name="Table Simple 1" w:semiHidden="1" w:unhideWhenUsed="1"/>
-    <w:lsdException w:name="Table Simple 2" w:semiHidden="1" w:unhideWhenUsed="1"/>
-    <w:lsdException w:name="Table Simple 3" w:semiHidden="1" w:unhideWhenUsed="1"/>
-    <w:lsdException w:name="Table Classic 1" w:semiHidden="1" w:unhideWhenUsed="1"/>
-    <w:lsdException w:name="Table Classic 2" w:semiHidden="1" w:unhideWhenUsed="1"/>
-    <w:lsdException w:name="Table Classic 3" w:semiHidden="1" w:unhideWhenUsed="1"/>
-    <w:lsdException w:name="Table Classic 4" w:semiHidden="1" w:unhideWhenUsed="1"/>
-    <w:lsdException w:name="Table Colorful 1" w:semiHidden="1" w:unhideWhenUsed="1"/>
-    <w:lsdException w:name="Table Colorful 2" w:semiHidden="1" w:unhideWhenUsed="1"/>
-    <w:lsdException w:name="Table Colorful 3" w:semiHidden="1" w:unhideWhenUsed="1"/>
-    <w:lsdException w:name="Table Columns 1" w:semiHidden="1" w:unhideWhenUsed="1"/>
-    <w:lsdException w:name="Table Columns 2" w:semiHidden="1" w:unhideWhenUsed="1"/>
-    <w:lsdException w:name="Table Columns 3" w:semiHidden="1" w:unhideWhenUsed="1"/>
-    <w:lsdException w:name="Table Columns 4" w:semiHidden="1" w:unhideWhenUsed="1"/>
-    <w:lsdException w:name="Table Columns 5" w:semiHidden="1" w:unhideWhenUsed="1"/>
-    <w:lsdException w:name="Table Grid 1" w:semiHidden="1" w:unhideWhenUsed="1"/>
-    <w:lsdException w:name="Table Grid 2" w:semiHidden="1" w:unhideWhenUsed="1"/>
-    <w:lsdException w:name="Table Grid 3" w:semiHidden="1" w:unhideWhenUsed="1"/>
-    <w:lsdException w:name="Table Grid 4" w:semiHidden="1" w:unhideWhenUsed="1"/>
-    <w:lsdException w:name="Table Grid 5" w:semiHidden="1" w:unhideWhenUsed="1"/>
-    <w:lsdException w:name="Table Grid 6" w:semiHidden="1" w:unhideWhenUsed="1"/>
-    <w:lsdException w:name="Table Grid 7" w:semiHidden="1" w:unhideWhenUsed="1"/>
-    <w:lsdException w:name="Table Grid 8" w:semiHidden="1" w:unhideWhenUsed="1"/>
-    <w:lsdException w:name="Table List 1" w:semiHidden="1" w:unhideWhenUsed="1"/>
-    <w:lsdException w:name="Table List 2" w:semiHidden="1" w:unhideWhenUsed="1"/>
-    <w:lsdException w:name="Table List 3" w:semiHidden="1" w:unhideWhenUsed="1"/>
-    <w:lsdException w:name="Table List 4" w:semiHidden="1" w:unhideWhenUsed="1"/>
-    <w:lsdException w:name="Table List 5" w:semiHidden="1" w:unhideWhenUsed="1"/>
-    <w:lsdException w:name="Table List 6" w:semiHidden="1" w:unhideWhenUsed="1"/>
-    <w:lsdException w:name="Table List 7" w:semiHidden="1" w:unhideWhenUsed="1"/>
-    <w:lsdException w:name="Table List 8" w:semiHidden="1" w:unhideWhenUsed="1"/>
-    <w:lsdException w:name="Table 3D effects 1" w:semiHidden="1" w:unhideWhenUsed="1"/>
-    <w:lsdException w:name="Table 3D effects 2" w:semiHidden="1" w:unhideWhenUsed="1"/>
-    <w:lsdException w:name="Table 3D effects 3" w:semiHidden="1" w:unhideWhenUsed="1"/>
-    <w:lsdException w:name="Table Contemporary" w:semiHidden="1" w:unhideWhenUsed="1"/>
-    <w:lsdException w:name="Table Elegant" w:semiHidden="1" w:unhideWhenUsed="1"/>
-    <w:lsdException w:name="Table Professional" w:semiHidden="1" w:unhideWhenUsed="1"/>
-    <w:lsdException w:name="Table Subtle 1" w:semiHidden="1" w:unhideWhenUsed="1"/>
-    <w:lsdException w:name="Table Subtle 2" w:semiHidden="1" w:unhideWhenUsed="1"/>
-    <w:lsdException w:name="Table Web 1" w:semiHidden="1" w:unhideWhenUsed="1"/>
-    <w:lsdException w:name="Table Web 2" w:semiHidden="1" w:unhideWhenUsed="1"/>
-    <w:lsdException w:name="Table Web 3" w:semiHidden="1" w:unhideWhenUsed="1"/>
-    <w:lsdException w:name="Balloon Text" w:semiHidden="1" w:unhideWhenUsed="1"/>
-    <w:lsdException w:name="Table Grid" w:uiPriority="39"/>
-    <w:lsdException w:name="Table Theme" w:semiHidden="1" w:unhideWhenUsed="1"/>
-    <w:lsdException w:name="Placeholder Text" w:semiHidden="1"/>
-    <w:lsdException w:name="No Spacing" w:uiPriority="1" w:qFormat="1"/>
-    <w:lsdException w:name="Light Shading" w:uiPriority="60"/>
-    <w:lsdException w:name="Light List" w:uiPriority="61"/>
-    <w:lsdException w:name="Light Grid" w:uiPriority="62"/>
-    <w:lsdException w:name="Medium Shading 1" w:uiPriority="63"/>
-    <w:lsdException w:name="Medium Shading 2" w:uiPriority="64"/>
-    <w:lsdException w:name="Medium List 1" w:uiPriority="65"/>
-    <w:lsdException w:name="Medium List 2" w:uiPriority="66"/>
-    <w:lsdException w:name="Medium Grid 1" w:uiPriority="67"/>
-    <w:lsdException w:name="Medium Grid 2" w:uiPriority="68"/>
-    <w:lsdException w:name="Medium Grid 3" w:uiPriority="69"/>
-    <w:lsdException w:name="Dark List" w:uiPriority="70"/>
-    <w:lsdException w:name="Colorful Shading" w:uiPriority="71"/>
-    <w:lsdException w:name="Colorful List" w:uiPriority="72"/>
-    <w:lsdException w:name="Colorful Grid" w:uiPriority="73"/>
-    <w:lsdException w:name="Light Shading Accent 1" w:uiPriority="60"/>
-    <w:lsdException w:name="Light List Accent 1" w:uiPriority="61"/>
-    <w:lsdException w:name="Light Grid Accent 1" w:uiPriority="62"/>
-    <w:lsdException w:name="Medium Shading 1 Accent 1" w:uiPriority="63"/>
-    <w:lsdException w:name="Medium Shading 2 Accent 1" w:uiPriority="64"/>
-    <w:lsdException w:name="Medium List 1 Accent 1" w:uiPriority="65"/>
-    <w:lsdException w:name="Revision" w:semiHidden="1"/>
-    <w:lsdException w:name="List Paragraph" w:uiPriority="34" w:qFormat="1"/>
-    <w:lsdException w:name="Quote" w:uiPriority="29" w:qFormat="1"/>
-    <w:lsdException w:name="Intense Quote" w:uiPriority="30" w:qFormat="1"/>
-    <w:lsdException w:name="Medium List 2 Accent 1" w:uiPriority="66"/>
-    <w:lsdException w:name="Medium Grid 1 Accent 1" w:uiPriority="67"/>
-    <w:lsdException w:name="Medium Grid 2 Accent 1" w:uiPriority="68"/>
-    <w:lsdException w:name="Medium Grid 3 Accent 1" w:uiPriority="69"/>
-    <w:lsdException w:name="Dark List Accent 1" w:uiPriority="70"/>
-    <w:lsdException w:name="Colorful Shading Accent 1" w:uiPriority="71"/>
-    <w:lsdException w:name="Colorful List Accent 1" w:uiPriority="72"/>
-    <w:lsdException w:name="Colorful Grid Accent 1" w:uiPriority="73"/>
-    <w:lsdException w:name="Light Shading Accent 2" w:uiPriority="60"/>
-    <w:lsdException w:name="Light List Accent 2" w:uiPriority="61"/>
-    <w:lsdException w:name="Light Grid Accent 2" w:uiPriority="62"/>
-    <w:lsdException w:name="Medium Shading 1 Accent 2" w:uiPriority="63"/>
-    <w:lsdException w:name="Medium Shading 2 Accent 2" w:uiPriority="64"/>
-    <w:lsdException w:name="Medium List 1 Accent 2" w:uiPriority="65"/>
-    <w:lsdException w:name="Medium List 2 Accent 2" w:uiPriority="66"/>
-    <w:lsdException w:name="Medium Grid 1 Accent 2" w:uiPriority="67"/>
-    <w:lsdException w:name="Medium Grid 2 Accent 2" w:uiPriority="68"/>
-    <w:lsdException w:name="Medium Grid 3 Accent 2" w:uiPriority="69"/>
-    <w:lsdException w:name="Dark List Accent 2" w:uiPriority="70"/>
-    <w:lsdException w:name="Colorful Shading Accent 2" w:uiPriority="71"/>
-    <w:lsdException w:name="Colorful List Accent 2" w:uiPriority="72"/>
-    <w:lsdException w:name="Colorful Grid Accent 2" w:uiPriority="73"/>
-    <w:lsdException w:name="Light Shading Accent 3" w:uiPriority="60"/>
-    <w:lsdException w:name="Light List Accent 3" w:uiPriority="61"/>
-    <w:lsdException w:name="Light Grid Accent 3" w:uiPriority="62"/>
-    <w:lsdException w:name="Medium Shading 1 Accent 3" w:uiPriority="63"/>
-    <w:lsdException w:name="Medium Shading 2 Accent 3" w:uiPriority="64"/>
-    <w:lsdException w:name="Medium List 1 Accent 3" w:uiPriority="65"/>
-    <w:lsdException w:name="Medium List 2 Accent 3" w:uiPriority="66"/>
-    <w:lsdException w:name="Medium Grid 1 Accent 3" w:uiPriority="67"/>
-    <w:lsdException w:name="Medium Grid 2 Accent 3" w:uiPriority="68"/>
-    <w:lsdException w:name="Medium Grid 3 Accent 3" w:uiPriority="69"/>
-    <w:lsdException w:name="Dark List Accent 3" w:uiPriority="70"/>
-    <w:lsdException w:name="Colorful Shading Accent 3" w:uiPriority="71"/>
-    <w:lsdException w:name="Colorful List Accent 3" w:uiPriority="72"/>
-    <w:lsdException w:name="Colorful Grid Accent 3" w:uiPriority="73"/>
-    <w:lsdException w:name="Light Shading Accent 4" w:uiPriority="60"/>
-    <w:lsdException w:name="Light List Accent 4" w:uiPriority="61"/>
-    <w:lsdException w:name="Light Grid Accent 4" w:uiPriority="62"/>
-    <w:lsdException w:name="Medium Shading 1 Accent 4" w:uiPriority="63"/>
-    <w:lsdException w:name="Medium Shading 2 Accent 4" w:uiPriority="64"/>
-    <w:lsdException w:name="Medium List 1 Accent 4" w:uiPriority="65"/>
-    <w:lsdException w:name="Medium List 2 Accent 4" w:uiPriority="66"/>
-    <w:lsdException w:name="Medium Grid 1 Accent 4" w:uiPriority="67"/>
-    <w:lsdException w:name="Medium Grid 2 Accent 4" w:uiPriority="68"/>
-    <w:lsdException w:name="Medium Grid 3 Accent 4" w:uiPriority="69"/>
-    <w:lsdException w:name="Dark List Accent 4" w:uiPriority="70"/>
-    <w:lsdException w:name="Colorful Shading Accent 4" w:uiPriority="71"/>
-    <w:lsdException w:name="Colorful List Accent 4" w:uiPriority="72"/>
-    <w:lsdException w:name="Colorful Grid Accent 4" w:uiPriority="73"/>
-    <w:lsdException w:name="Light Shading Accent 5" w:uiPriority="60"/>
-    <w:lsdException w:name="Light List Accent 5" w:uiPriority="61"/>
-    <w:lsdException w:name="Light Grid Accent 5" w:uiPriority="62"/>
-    <w:lsdException w:name="Medium Shading 1 Accent 5" w:uiPriority="63"/>
-    <w:lsdException w:name="Medium Shading 2 Accent 5" w:uiPriority="64"/>
-    <w:lsdException w:name="Medium List 1 Accent 5" w:uiPriority="65"/>
-    <w:lsdException w:name="Medium List 2 Accent 5" w:uiPriority="66"/>
-    <w:lsdException w:name="Medium Grid 1 Accent 5" w:uiPriority="67"/>
-    <w:lsdException w:name="Medium Grid 2 Accent 5" w:uiPriority="68"/>
-    <w:lsdException w:name="Medium Grid 3 Accent 5" w:uiPriority="69"/>
-    <w:lsdException w:name="Dark List Accent 5" w:uiPriority="70"/>
-    <w:lsdException w:name="Colorful Shading Accent 5" w:uiPriority="71"/>
-    <w:lsdException w:name="Colorful List Accent 5" w:uiPriority="72"/>
-    <w:lsdException w:name="Colorful Grid Accent 5" w:uiPriority="73"/>
-    <w:lsdException w:name="Light Shading Accent 6" w:uiPriority="60"/>
-    <w:lsdException w:name="Light List Accent 6" w:uiPriority="61"/>
-    <w:lsdException w:name="Light Grid Accent 6" w:uiPriority="62"/>
-    <w:lsdException w:name="Medium Shading 1 Accent 6" w:uiPriority="63"/>
-    <w:lsdException w:name="Medium Shading 2 Accent 6" w:uiPriority="64"/>
-    <w:lsdException w:name="Medium List 1 Accent 6" w:uiPriority="65"/>
-    <w:lsdException w:name="Medium List 2 Accent 6" w:uiPriority="66"/>
-    <w:lsdException w:name="Medium Grid 1 Accent 6" w:uiPriority="67"/>
-    <w:lsdException w:name="Medium Grid 2 Accent 6" w:uiPriority="68"/>
-    <w:lsdException w:name="Medium Grid 3 Accent 6" w:uiPriority="69"/>
-    <w:lsdException w:name="Dark List Accent 6" w:uiPriority="70"/>
-    <w:lsdException w:name="Colorful Shading Accent 6" w:uiPriority="71"/>
-    <w:lsdException w:name="Colorful List Accent 6" w:uiPriority="72"/>
-    <w:lsdException w:name="Colorful Grid Accent 6" w:uiPriority="73"/>
-    <w:lsdException w:name="Subtle Emphasis" w:uiPriority="19" w:qFormat="1"/>
-    <w:lsdException w:name="Intense Emphasis" w:uiPriority="21" w:qFormat="1"/>
-    <w:lsdException w:name="Subtle Reference" w:uiPriority="31" w:qFormat="1"/>
-    <w:lsdException w:name="Intense Reference" w:uiPriority="32" w:qFormat="1"/>
-    <w:lsdException w:name="Book Title" w:uiPriority="33" w:qFormat="1"/>
-    <w:lsdException w:name="Bibliography" w:semiHidden="1" w:uiPriority="37" w:unhideWhenUsed="1"/>
-    <w:lsdException w:name="TOC Heading" w:semiHidden="1" w:uiPriority="39" w:unhideWhenUsed="1" w:qFormat="1"/>
-    <w:lsdException w:name="Plain Table 1" w:uiPriority="41"/>
-    <w:lsdException w:name="Plain Table 2" w:uiPriority="42"/>
-    <w:lsdException w:name="Plain Table 3" w:uiPriority="43"/>
-    <w:lsdException w:name="Plain Table 4" w:uiPriority="44"/>
-    <w:lsdException w:name="Plain Table 5" w:uiPriority="45"/>
-    <w:lsdException w:name="Grid Table Light" w:uiPriority="40"/>
-    <w:lsdException w:name="Grid Table 1 Light" w:uiPriority="46"/>
-    <w:lsdException w:name="Grid Table 2" w:uiPriority="47"/>
-    <w:lsdException w:name="Grid Table 3" w:uiPriority="48"/>
-    <w:lsdException w:name="Grid Table 4" w:uiPriority="49"/>
-    <w:lsdException w:name="Grid Table 5 Dark" w:uiPriority="50"/>
-    <w:lsdException w:name="Grid Table 6 Colorful" w:uiPriority="51"/>
-    <w:lsdException w:name="Grid Table 7 Colorful" w:uiPriority="52"/>
-    <w:lsdException w:name="Grid Table 1 Light Accent 1" w:uiPriority="46"/>
-    <w:lsdException w:name="Grid Table 2 Accent 1" w:uiPriority="47"/>
-    <w:lsdException w:name="Grid Table 3 Accent 1" w:uiPriority="48"/>
-    <w:lsdException w:name="Grid Table 4 Accent 1" w:uiPriority="49"/>
-    <w:lsdException w:name="Grid Table 5 Dark Accent 1" w:uiPriority="50"/>
-    <w:lsdException w:name="Grid Table 6 Colorful Accent 1" w:uiPriority="51"/>
-    <w:lsdException w:name="Grid Table 7 Colorful Accent 1" w:uiPriority="52"/>
-    <w:lsdException w:name="Grid Table 1 Light Accent 2" w:uiPriority="46"/>
-    <w:lsdException w:name="Grid Table 2 Accent 2" w:uiPriority="47"/>
-    <w:lsdException w:name="Grid Table 3 Accent 2" w:uiPriority="48"/>
-    <w:lsdException w:name="Grid Table 4 Accent 2" w:uiPriority="49"/>
-    <w:lsdException w:name="Grid Table 5 Dark Accent 2" w:uiPriority="50"/>
-    <w:lsdException w:name="Grid Table 6 Colorful Accent 2" w:uiPriority="51"/>
-    <w:lsdException w:name="Grid Table 7 Colorful Accent 2" w:uiPriority="52"/>
-    <w:lsdException w:name="Grid Table 1 Light Accent 3" w:uiPriority="46"/>
-    <w:lsdException w:name="Grid Table 2 Accent 3" w:uiPriority="47"/>
-    <w:lsdException w:name="Grid Table 3 Accent 3" w:uiPriority="48"/>
-    <w:lsdException w:name="Grid Table 4 Accent 3" w:uiPriority="49"/>
-    <w:lsdException w:name="Grid Table 5 Dark Accent 3" w:uiPriority="50"/>
-    <w:lsdException w:name="Grid Table 6 Colorful Accent 3" w:uiPriority="51"/>
-    <w:lsdException w:name="Grid Table 7 Colorful Accent 3" w:uiPriority="52"/>
-    <w:lsdException w:name="Grid Table 1 Light Accent 4" w:uiPriority="46"/>
-    <w:lsdException w:name="Grid Table 2 Accent 4" w:uiPriority="47"/>
-    <w:lsdException w:name="Grid Table 3 Accent 4" w:uiPriority="48"/>
-    <w:lsdException w:name="Grid Table 4 Accent 4" w:uiPriority="49"/>
-    <w:lsdException w:name="Grid Table 5 Dark Accent 4" w:uiPriority="50"/>
-    <w:lsdException w:name="Grid Table 6 Colorful Accent 4" w:uiPriority="51"/>
-    <w:lsdException w:name="Grid Table 7 Colorful Accent 4" w:uiPriority="52"/>
-    <w:lsdException w:name="Grid Table 1 Light Accent 5" w:uiPriority="46"/>
-    <w:lsdException w:name="Grid Table 2 Accent 5" w:uiPriority="47"/>
-    <w:lsdException w:name="Grid Table 3 Accent 5" w:uiPriority="48"/>
-    <w:lsdException w:name="Grid Table 4 Accent 5" w:uiPriority="49"/>
-    <w:lsdException w:name="Grid Table 5 Dark Accent 5" w:uiPriority="50"/>
-    <w:lsdException w:name="Grid Table 6 Colorful Accent 5" w:uiPriority="51"/>
-    <w:lsdException w:name="Grid Table 7 Colorful Accent 5" w:uiPriority="52"/>
-    <w:lsdException w:name="Grid Table 1 Light Accent 6" w:uiPriority="46"/>
-    <w:lsdException w:name="Grid Table 2 Accent 6" w:uiPriority="47"/>
-    <w:lsdException w:name="Grid Table 3 Accent 6" w:uiPriority="48"/>
-    <w:lsdException w:name="Grid Table 4 Accent 6" w:uiPriority="49"/>
-    <w:lsdException w:name="Grid Table 5 Dark Accent 6" w:uiPriority="50"/>
-    <w:lsdException w:name="Grid Table 6 Colorful Accent 6" w:uiPriority="51"/>
-    <w:lsdException w:name="Grid Table 7 Colorful Accent 6" w:uiPriority="52"/>
-    <w:lsdException w:name="List Table 1 Light" w:uiPriority="46"/>
-    <w:lsdException w:name="List Table 2" w:uiPriority="47"/>
-    <w:lsdException w:name="List Table 3" w:uiPriority="48"/>
-    <w:lsdException w:name="List Table 4" w:uiPriority="49"/>
-    <w:lsdException w:name="List Table 5 Dark" w:uiPriority="50"/>
-    <w:lsdException w:name="List Table 6 Colorful" w:uiPriority="51"/>
-    <w:lsdException w:name="List Table 7 Colorful" w:uiPriority="52"/>
-    <w:lsdException w:name="List Table 1 Light Accent 1" w:uiPriority="46"/>
-    <w:lsdException w:name="List Table 2 Accent 1" w:uiPriority="47"/>
-    <w:lsdException w:name="List Table 3 Accent 1" w:uiPriority="48"/>
-    <w:lsdException w:name="List Table 4 Accent 1" w:uiPriority="49"/>
-    <w:lsdException w:name="List Table 5 Dark Accent 1" w:uiPriority="50"/>
-    <w:lsdException w:name="List Table 6 Colorful Accent 1" w:uiPriority="51"/>
-    <w:lsdException w:name="List Table 7 Colorful Accent 1" w:uiPriority="52"/>
-    <w:lsdException w:name="List Table 1 Light Accent 2" w:uiPriority="46"/>
-    <w:lsdException w:name="List Table 2 Accent 2" w:uiPriority="47"/>
-    <w:lsdException w:name="List Table 3 Accent 2" w:uiPriority="48"/>
-    <w:lsdException w:name="List Table 4 Accent 2" w:uiPriority="49"/>
-    <w:lsdException w:name="List Table 5 Dark Accent 2" w:uiPriority="50"/>
-    <w:lsdException w:name="List Table 6 Colorful Accent 2" w:uiPriority="51"/>
-    <w:lsdException w:name="List Table 7 Colorful Accent 2" w:uiPriority="52"/>
-    <w:lsdException w:name="List Table 1 Light Accent 3" w:uiPriority="46"/>
-    <w:lsdException w:name="List Table 2 Accent 3" w:uiPriority="47"/>
-    <w:lsdException w:name="List Table 3 Accent 3" w:uiPriority="48"/>
-    <w:lsdException w:name="List Table 4 Accent 3" w:uiPriority="49"/>
-    <w:lsdException w:name="List Table 5 Dark Accent 3" w:uiPriority="50"/>
-    <w:lsdException w:name="List Table 6 Colorful Accent 3" w:uiPriority="51"/>
-    <w:lsdException w:name="List Table 7 Colorful Accent 3" w:uiPriority="52"/>
-    <w:lsdException w:name="List Table 1 Light Accent 4" w:uiPriority="46"/>
-    <w:lsdException w:name="List Table 2 Accent 4" w:uiPriority="47"/>
-    <w:lsdException w:name="List Table 3 Accent 4" w:uiPriority="48"/>
-    <w:lsdException w:name="List Table 4 Accent 4" w:uiPriority="49"/>
-    <w:lsdException w:name="List Table 5 Dark Accent 4" w:uiPriority="50"/>
-    <w:lsdException w:name="List Table 6 Colorful Accent 4" w:uiPriority="51"/>
-    <w:lsdException w:name="List Table 7 Colorful Accent 4" w:uiPriority="52"/>
-    <w:lsdException w:name="List Table 1 Light Accent 5" w:uiPriority="46"/>
-    <w:lsdException w:name="List Table 2 Accent 5" w:uiPriority="47"/>
-    <w:lsdException w:name="List Table 3 Accent 5" w:uiPriority="48"/>
-    <w:lsdException w:name="List Table 4 Accent 5" w:uiPriority="49"/>
-    <w:lsdException w:name="List Table 5 Dark Accent 5" w:uiPriority="50"/>
-    <w:lsdException w:name="List Table 6 Colorful Accent 5" w:uiPriority="51"/>
-    <w:lsdException w:name="List Table 7 Colorful Accent 5" w:uiPriority="52"/>
-    <w:lsdException w:name="List Table 1 Light Accent 6" w:uiPriority="46"/>
-    <w:lsdException w:name="List Table 2 Accent 6" w:uiPriority="47"/>
-    <w:lsdException w:name="List Table 3 Accent 6" w:uiPriority="48"/>
-    <w:lsdException w:name="List Table 4 Accent 6" w:uiPriority="49"/>
-    <w:lsdException w:name="List Table 5 Dark Accent 6" w:uiPriority="50"/>
-    <w:lsdException w:name="List Table 6 Colorful Accent 6" w:uiPriority="51"/>
-    <w:lsdException w:name="List Table 7 Colorful Accent 6" w:uiPriority="52"/>
-    <w:lsdException w:name="Mention" w:semiHidden="1" w:unhideWhenUsed="1"/>
-    <w:lsdException w:name="Smart Hyperlink" w:semiHidden="1" w:unhideWhenUsed="1"/>
-    <w:lsdException w:name="Hashtag" w:semiHidden="1" w:unhideWhenUsed="1"/>
-    <w:lsdException w:name="Unresolved Mention" w:semiHidden="1" w:unhideWhenUsed="1"/>
-    <w:lsdException w:name="Smart Link" w:semiHidden="1" w:unhideWhenUsed="1"/>
+  <w:latentStyles w:count="260" w:defQFormat="0" w:defUnhideWhenUsed="1" w:defSemiHidden="1" w:defUIPriority="99" w:defLockedState="0">
+    <w:lsdException w:qFormat="1" w:unhideWhenUsed="0" w:uiPriority="0" w:semiHidden="0" w:name="Normal"/>
+    <w:lsdException w:qFormat="1" w:unhideWhenUsed="0" w:uiPriority="9" w:semiHidden="0" w:name="heading 1"/>
+    <w:lsdException w:qFormat="1" w:uiPriority="9" w:name="heading 2"/>
+    <w:lsdException w:qFormat="1" w:uiPriority="9" w:name="heading 3"/>
+    <w:lsdException w:qFormat="1" w:uiPriority="9" w:name="heading 4"/>
+    <w:lsdException w:qFormat="1" w:uiPriority="9" w:name="heading 5"/>
+    <w:lsdException w:qFormat="1" w:uiPriority="9" w:name="heading 6"/>
+    <w:lsdException w:qFormat="1" w:uiPriority="9" w:name="heading 7"/>
+    <w:lsdException w:qFormat="1" w:uiPriority="9" w:name="heading 8"/>
+    <w:lsdException w:qFormat="1" w:uiPriority="9" w:name="heading 9"/>
+    <w:lsdException w:uiPriority="99" w:name="index 1"/>
+    <w:lsdException w:uiPriority="99" w:name="index 2"/>
+    <w:lsdException w:uiPriority="99" w:name="index 3"/>
+    <w:lsdException w:uiPriority="99" w:name="index 4"/>
+    <w:lsdException w:uiPriority="99" w:name="index 5"/>
+    <w:lsdException w:uiPriority="99" w:name="index 6"/>
+    <w:lsdException w:uiPriority="99" w:name="index 7"/>
+    <w:lsdException w:uiPriority="99" w:name="index 8"/>
+    <w:lsdException w:uiPriority="99" w:name="index 9"/>
+    <w:lsdException w:uiPriority="39" w:name="toc 1"/>
+    <w:lsdException w:uiPriority="39" w:name="toc 2"/>
+    <w:lsdException w:uiPriority="39" w:name="toc 3"/>
+    <w:lsdException w:uiPriority="39" w:name="toc 4"/>
+    <w:lsdException w:uiPriority="39" w:name="toc 5"/>
+    <w:lsdException w:uiPriority="39" w:name="toc 6"/>
+    <w:lsdException w:uiPriority="39" w:name="toc 7"/>
+    <w:lsdException w:uiPriority="39" w:name="toc 8"/>
+    <w:lsdException w:uiPriority="39" w:name="toc 9"/>
+    <w:lsdException w:uiPriority="99" w:name="Normal Indent"/>
+    <w:lsdException w:uiPriority="99" w:name="footnote text"/>
+    <w:lsdException w:uiPriority="99" w:name="annotation text"/>
+    <w:lsdException w:uiPriority="99" w:name="header"/>
+    <w:lsdException w:uiPriority="99" w:name="footer"/>
+    <w:lsdException w:uiPriority="99" w:name="index heading"/>
+    <w:lsdException w:qFormat="1" w:uiPriority="35" w:name="caption"/>
+    <w:lsdException w:uiPriority="99" w:name="table of figures"/>
+    <w:lsdException w:uiPriority="99" w:name="envelope address"/>
+    <w:lsdException w:uiPriority="99" w:name="envelope return"/>
+    <w:lsdException w:uiPriority="99" w:name="footnote reference"/>
+    <w:lsdException w:uiPriority="99" w:name="annotation reference"/>
+    <w:lsdException w:uiPriority="99" w:name="line number"/>
+    <w:lsdException w:uiPriority="99" w:name="page number"/>
+    <w:lsdException w:uiPriority="99" w:name="endnote reference"/>
+    <w:lsdException w:uiPriority="99" w:name="endnote text"/>
+    <w:lsdException w:uiPriority="99" w:name="table of authorities"/>
+    <w:lsdException w:uiPriority="99" w:name="macro"/>
+    <w:lsdException w:uiPriority="99" w:name="toa heading"/>
+    <w:lsdException w:uiPriority="99" w:name="List"/>
+    <w:lsdException w:uiPriority="99" w:name="List Bullet"/>
+    <w:lsdException w:uiPriority="99" w:name="List Number"/>
+    <w:lsdException w:uiPriority="99" w:name="List 2"/>
+    <w:lsdException w:uiPriority="99" w:name="List 3"/>
+    <w:lsdException w:uiPriority="99" w:name="List 4"/>
+    <w:lsdException w:uiPriority="99" w:name="List 5"/>
+    <w:lsdException w:uiPriority="99" w:name="List Bullet 2"/>
+    <w:lsdException w:uiPriority="99" w:name="List Bullet 3"/>
+    <w:lsdException w:uiPriority="99" w:name="List Bullet 4"/>
+    <w:lsdException w:uiPriority="99" w:name="List Bullet 5"/>
+    <w:lsdException w:uiPriority="99" w:name="List Number 2"/>
+    <w:lsdException w:uiPriority="99" w:name="List Number 3"/>
+    <w:lsdException w:uiPriority="99" w:name="List Number 4"/>
+    <w:lsdException w:uiPriority="99" w:name="List Number 5"/>
+    <w:lsdException w:qFormat="1" w:unhideWhenUsed="0" w:uiPriority="10" w:semiHidden="0" w:name="Title"/>
+    <w:lsdException w:uiPriority="99" w:name="Closing"/>
+    <w:lsdException w:uiPriority="99" w:name="Signature"/>
+    <w:lsdException w:qFormat="1" w:uiPriority="1" w:name="Default Paragraph Font"/>
+    <w:lsdException w:uiPriority="99" w:name="Body Text"/>
+    <w:lsdException w:uiPriority="99" w:name="Body Text Indent"/>
+    <w:lsdException w:uiPriority="99" w:name="List Continue"/>
+    <w:lsdException w:uiPriority="99" w:name="List Continue 2"/>
+    <w:lsdException w:uiPriority="99" w:name="List Continue 3"/>
+    <w:lsdException w:uiPriority="99" w:name="List Continue 4"/>
+    <w:lsdException w:uiPriority="99" w:name="List Continue 5"/>
+    <w:lsdException w:uiPriority="99" w:name="Message Header"/>
+    <w:lsdException w:qFormat="1" w:unhideWhenUsed="0" w:uiPriority="11" w:semiHidden="0" w:name="Subtitle"/>
+    <w:lsdException w:uiPriority="99" w:name="Salutation"/>
+    <w:lsdException w:uiPriority="99" w:name="Date"/>
+    <w:lsdException w:uiPriority="99" w:name="Body Text First Indent"/>
+    <w:lsdException w:uiPriority="99" w:name="Body Text First Indent 2"/>
+    <w:lsdException w:uiPriority="99" w:name="Note Heading"/>
+    <w:lsdException w:uiPriority="99" w:name="Body Text 2"/>
+    <w:lsdException w:uiPriority="99" w:name="Body Text 3"/>
+    <w:lsdException w:uiPriority="99" w:name="Body Text Indent 2"/>
+    <w:lsdException w:uiPriority="99" w:name="Body Text Indent 3"/>
+    <w:lsdException w:uiPriority="99" w:name="Block Text"/>
+    <w:lsdException w:uiPriority="99" w:name="Hyperlink"/>
+    <w:lsdException w:uiPriority="99" w:name="FollowedHyperlink"/>
+    <w:lsdException w:qFormat="1" w:unhideWhenUsed="0" w:uiPriority="22" w:semiHidden="0" w:name="Strong"/>
+    <w:lsdException w:qFormat="1" w:unhideWhenUsed="0" w:uiPriority="20" w:semiHidden="0" w:name="Emphasis"/>
+    <w:lsdException w:uiPriority="99" w:name="Document Map"/>
+    <w:lsdException w:uiPriority="99" w:name="Plain Text"/>
+    <w:lsdException w:uiPriority="99" w:name="E-mail Signature"/>
+    <w:lsdException w:uiPriority="99" w:name="Normal (Web)"/>
+    <w:lsdException w:uiPriority="99" w:name="HTML Acronym"/>
+    <w:lsdException w:uiPriority="99" w:name="HTML Address"/>
+    <w:lsdException w:uiPriority="99" w:name="HTML Cite"/>
+    <w:lsdException w:uiPriority="99" w:name="HTML Code"/>
+    <w:lsdException w:uiPriority="99" w:name="HTML Definition"/>
+    <w:lsdException w:uiPriority="99" w:name="HTML Keyboard"/>
+    <w:lsdException w:uiPriority="99" w:name="HTML Preformatted"/>
+    <w:lsdException w:uiPriority="99" w:name="HTML Sample"/>
+    <w:lsdException w:uiPriority="99" w:name="HTML Typewriter"/>
+    <w:lsdException w:uiPriority="99" w:name="HTML Variable"/>
+    <w:lsdException w:qFormat="1" w:uiPriority="99" w:name="Normal Table"/>
+    <w:lsdException w:uiPriority="99" w:name="annotation subject"/>
+    <w:lsdException w:uiPriority="99" w:name="Table Simple 1"/>
+    <w:lsdException w:uiPriority="99" w:name="Table Simple 2"/>
+    <w:lsdException w:uiPriority="99" w:name="Table Simple 3"/>
+    <w:lsdException w:uiPriority="99" w:name="Table Classic 1"/>
+    <w:lsdException w:uiPriority="99" w:name="Table Classic 2"/>
+    <w:lsdException w:uiPriority="99" w:name="Table Classic 3"/>
+    <w:lsdException w:uiPriority="99" w:name="Table Classic 4"/>
+    <w:lsdException w:uiPriority="99" w:name="Table Colorful 1"/>
+    <w:lsdException w:uiPriority="99" w:name="Table Colorful 2"/>
+    <w:lsdException w:uiPriority="99" w:name="Table Colorful 3"/>
+    <w:lsdException w:uiPriority="99" w:name="Table Columns 1"/>
+    <w:lsdException w:uiPriority="99" w:name="Table Columns 2"/>
+    <w:lsdException w:uiPriority="99" w:name="Table Columns 3"/>
+    <w:lsdException w:uiPriority="99" w:name="Table Columns 4"/>
+    <w:lsdException w:uiPriority="99" w:name="Table Columns 5"/>
+    <w:lsdException w:uiPriority="99" w:name="Table Grid 1"/>
+    <w:lsdException w:uiPriority="99" w:name="Table Grid 2"/>
+    <w:lsdException w:uiPriority="99" w:name="Table Grid 3"/>
+    <w:lsdException w:uiPriority="99" w:name="Table Grid 4"/>
+    <w:lsdException w:uiPriority="99" w:name="Table Grid 5"/>
+    <w:lsdException w:uiPriority="99" w:name="Table Grid 6"/>
+    <w:lsdException w:uiPriority="99" w:name="Table Grid 7"/>
+    <w:lsdException w:uiPriority="99" w:name="Table Grid 8"/>
+    <w:lsdException w:uiPriority="99" w:name="Table List 1"/>
+    <w:lsdException w:uiPriority="99" w:name="Table List 2"/>
+    <w:lsdException w:uiPriority="99" w:name="Table List 3"/>
+    <w:lsdException w:uiPriority="99" w:name="Table List 4"/>
+    <w:lsdException w:uiPriority="99" w:name="Table List 5"/>
+    <w:lsdException w:uiPriority="99" w:name="Table List 6"/>
+    <w:lsdException w:uiPriority="99" w:name="Table List 7"/>
+    <w:lsdException w:uiPriority="99" w:name="Table List 8"/>
+    <w:lsdException w:uiPriority="99" w:name="Table 3D effects 1"/>
+    <w:lsdException w:uiPriority="99" w:name="Table 3D effects 2"/>
+    <w:lsdException w:uiPriority="99" w:name="Table 3D effects 3"/>
+    <w:lsdException w:uiPriority="99" w:name="Table Contemporary"/>
+    <w:lsdException w:uiPriority="99" w:name="Table Elegant"/>
+    <w:lsdException w:uiPriority="99" w:name="Table Professional"/>
+    <w:lsdException w:uiPriority="99" w:name="Table Subtle 1"/>
+    <w:lsdException w:uiPriority="99" w:name="Table Subtle 2"/>
+    <w:lsdException w:uiPriority="99" w:name="Table Web 1"/>
+    <w:lsdException w:uiPriority="99" w:name="Table Web 2"/>
+    <w:lsdException w:uiPriority="99" w:name="Table Web 3"/>
+    <w:lsdException w:uiPriority="99" w:name="Balloon Text"/>
+    <w:lsdException w:unhideWhenUsed="0" w:uiPriority="39" w:semiHidden="0" w:name="Table Grid"/>
+    <w:lsdException w:uiPriority="99" w:name="Table Theme"/>
+    <w:lsdException w:unhideWhenUsed="0" w:uiPriority="60" w:semiHidden="0" w:name="Light Shading"/>
+    <w:lsdException w:unhideWhenUsed="0" w:uiPriority="61" w:semiHidden="0" w:name="Light List"/>
+    <w:lsdException w:unhideWhenUsed="0" w:uiPriority="62" w:semiHidden="0" w:name="Light Grid"/>
+    <w:lsdException w:unhideWhenUsed="0" w:uiPriority="63" w:semiHidden="0" w:name="Medium Shading 1"/>
+    <w:lsdException w:unhideWhenUsed="0" w:uiPriority="64" w:semiHidden="0" w:name="Medium Shading 2"/>
+    <w:lsdException w:unhideWhenUsed="0" w:uiPriority="65" w:semiHidden="0" w:name="Medium List 1"/>
+    <w:lsdException w:unhideWhenUsed="0" w:uiPriority="66" w:semiHidden="0" w:name="Medium List 2"/>
+    <w:lsdException w:unhideWhenUsed="0" w:uiPriority="67" w:semiHidden="0" w:name="Medium Grid 1"/>
+    <w:lsdException w:unhideWhenUsed="0" w:uiPriority="68" w:semiHidden="0" w:name="Medium Grid 2"/>
+    <w:lsdException w:unhideWhenUsed="0" w:uiPriority="69" w:semiHidden="0" w:name="Medium Grid 3"/>
+    <w:lsdException w:unhideWhenUsed="0" w:uiPriority="70" w:semiHidden="0" w:name="Dark List"/>
+    <w:lsdException w:unhideWhenUsed="0" w:uiPriority="71" w:semiHidden="0" w:name="Colorful Shading"/>
+    <w:lsdException w:unhideWhenUsed="0" w:uiPriority="72" w:semiHidden="0" w:name="Colorful List"/>
+    <w:lsdException w:unhideWhenUsed="0" w:uiPriority="73" w:semiHidden="0" w:name="Colorful Grid"/>
+    <w:lsdException w:unhideWhenUsed="0" w:uiPriority="60" w:semiHidden="0" w:name="Light Shading Accent 1"/>
+    <w:lsdException w:unhideWhenUsed="0" w:uiPriority="61" w:semiHidden="0" w:name="Light List Accent 1"/>
+    <w:lsdException w:unhideWhenUsed="0" w:uiPriority="62" w:semiHidden="0" w:name="Light Grid Accent 1"/>
+    <w:lsdException w:unhideWhenUsed="0" w:uiPriority="63" w:semiHidden="0" w:name="Medium Shading 1 Accent 1"/>
+    <w:lsdException w:unhideWhenUsed="0" w:uiPriority="64" w:semiHidden="0" w:name="Medium Shading 2 Accent 1"/>
+    <w:lsdException w:unhideWhenUsed="0" w:uiPriority="65" w:semiHidden="0" w:name="Medium List 1 Accent 1"/>
+    <w:lsdException w:unhideWhenUsed="0" w:uiPriority="66" w:semiHidden="0" w:name="Medium List 2 Accent 1"/>
+    <w:lsdException w:unhideWhenUsed="0" w:uiPriority="67" w:semiHidden="0" w:name="Medium Grid 1 Accent 1"/>
+    <w:lsdException w:unhideWhenUsed="0" w:uiPriority="68" w:semiHidden="0" w:name="Medium Grid 2 Accent 1"/>
+    <w:lsdException w:unhideWhenUsed="0" w:uiPriority="69" w:semiHidden="0" w:name="Medium Grid 3 Accent 1"/>
+    <w:lsdException w:unhideWhenUsed="0" w:uiPriority="70" w:semiHidden="0" w:name="Dark List Accent 1"/>
+    <w:lsdException w:unhideWhenUsed="0" w:uiPriority="71" w:semiHidden="0" w:name="Colorful Shading Accent 1"/>
+    <w:lsdException w:unhideWhenUsed="0" w:uiPriority="72" w:semiHidden="0" w:name="Colorful List Accent 1"/>
+    <w:lsdException w:unhideWhenUsed="0" w:uiPriority="73" w:semiHidden="0" w:name="Colorful Grid Accent 1"/>
+    <w:lsdException w:unhideWhenUsed="0" w:uiPriority="60" w:semiHidden="0" w:name="Light Shading Accent 2"/>
+    <w:lsdException w:unhideWhenUsed="0" w:uiPriority="61" w:semiHidden="0" w:name="Light List Accent 2"/>
+    <w:lsdException w:unhideWhenUsed="0" w:uiPriority="62" w:semiHidden="0" w:name="Light Grid Accent 2"/>
+    <w:lsdException w:unhideWhenUsed="0" w:uiPriority="63" w:semiHidden="0" w:name="Medium Shading 1 Accent 2"/>
+    <w:lsdException w:unhideWhenUsed="0" w:uiPriority="64" w:semiHidden="0" w:name="Medium Shading 2 Accent 2"/>
+    <w:lsdException w:unhideWhenUsed="0" w:uiPriority="65" w:semiHidden="0" w:name="Medium List 1 Accent 2"/>
+    <w:lsdException w:unhideWhenUsed="0" w:uiPriority="66" w:semiHidden="0" w:name="Medium List 2 Accent 2"/>
+    <w:lsdException w:unhideWhenUsed="0" w:uiPriority="67" w:semiHidden="0" w:name="Medium Grid 1 Accent 2"/>
+    <w:lsdException w:unhideWhenUsed="0" w:uiPriority="68" w:semiHidden="0" w:name="Medium Grid 2 Accent 2"/>
+    <w:lsdException w:unhideWhenUsed="0" w:uiPriority="69" w:semiHidden="0" w:name="Medium Grid 3 Accent 2"/>
+    <w:lsdException w:unhideWhenUsed="0" w:uiPriority="70" w:semiHidden="0" w:name="Dark List Accent 2"/>
+    <w:lsdException w:unhideWhenUsed="0" w:uiPriority="71" w:semiHidden="0" w:name="Colorful Shading Accent 2"/>
+    <w:lsdException w:unhideWhenUsed="0" w:uiPriority="72" w:semiHidden="0" w:name="Colorful List Accent 2"/>
+    <w:lsdException w:unhideWhenUsed="0" w:uiPriority="73" w:semiHidden="0" w:name="Colorful Grid Accent 2"/>
+    <w:lsdException w:unhideWhenUsed="0" w:uiPriority="60" w:semiHidden="0" w:name="Light Shading Accent 3"/>
+    <w:lsdException w:unhideWhenUsed="0" w:uiPriority="61" w:semiHidden="0" w:name="Light List Accent 3"/>
+    <w:lsdException w:unhideWhenUsed="0" w:uiPriority="62" w:semiHidden="0" w:name="Light Grid Accent 3"/>
+    <w:lsdException w:unhideWhenUsed="0" w:uiPriority="63" w:semiHidden="0" w:name="Medium Shading 1 Accent 3"/>
+    <w:lsdException w:unhideWhenUsed="0" w:uiPriority="64" w:semiHidden="0" w:name="Medium Shading 2 Accent 3"/>
+    <w:lsdException w:unhideWhenUsed="0" w:uiPriority="65" w:semiHidden="0" w:name="Medium List 1 Accent 3"/>
+    <w:lsdException w:unhideWhenUsed="0" w:uiPriority="66" w:semiHidden="0" w:name="Medium List 2 Accent 3"/>
+    <w:lsdException w:unhideWhenUsed="0" w:uiPriority="67" w:semiHidden="0" w:name="Medium Grid 1 Accent 3"/>
+    <w:lsdException w:unhideWhenUsed="0" w:uiPriority="68" w:semiHidden="0" w:name="Medium Grid 2 Accent 3"/>
+    <w:lsdException w:unhideWhenUsed="0" w:uiPriority="69" w:semiHidden="0" w:name="Medium Grid 3 Accent 3"/>
+    <w:lsdException w:unhideWhenUsed="0" w:uiPriority="70" w:semiHidden="0" w:name="Dark List Accent 3"/>
+    <w:lsdException w:unhideWhenUsed="0" w:uiPriority="71" w:semiHidden="0" w:name="Colorful Shading Accent 3"/>
+    <w:lsdException w:unhideWhenUsed="0" w:uiPriority="72" w:semiHidden="0" w:name="Colorful List Accent 3"/>
+    <w:lsdException w:unhideWhenUsed="0" w:uiPriority="73" w:semiHidden="0" w:name="Colorful Grid Accent 3"/>
+    <w:lsdException w:unhideWhenUsed="0" w:uiPriority="60" w:semiHidden="0" w:name="Light Shading Accent 4"/>
+    <w:lsdException w:unhideWhenUsed="0" w:uiPriority="61" w:semiHidden="0" w:name="Light List Accent 4"/>
+    <w:lsdException w:unhideWhenUsed="0" w:uiPriority="62" w:semiHidden="0" w:name="Light Grid Accent 4"/>
+    <w:lsdException w:unhideWhenUsed="0" w:uiPriority="63" w:semiHidden="0" w:name="Medium Shading 1 Accent 4"/>
+    <w:lsdException w:unhideWhenUsed="0" w:uiPriority="64" w:semiHidden="0" w:name="Medium Shading 2 Accent 4"/>
+    <w:lsdException w:unhideWhenUsed="0" w:uiPriority="65" w:semiHidden="0" w:name="Medium List 1 Accent 4"/>
+    <w:lsdException w:unhideWhenUsed="0" w:uiPriority="66" w:semiHidden="0" w:name="Medium List 2 Accent 4"/>
+    <w:lsdException w:unhideWhenUsed="0" w:uiPriority="67" w:semiHidden="0" w:name="Medium Grid 1 Accent 4"/>
+    <w:lsdException w:unhideWhenUsed="0" w:uiPriority="68" w:semiHidden="0" w:name="Medium Grid 2 Accent 4"/>
+    <w:lsdException w:unhideWhenUsed="0" w:uiPriority="69" w:semiHidden="0" w:name="Medium Grid 3 Accent 4"/>
+    <w:lsdException w:unhideWhenUsed="0" w:uiPriority="70" w:semiHidden="0" w:name="Dark List Accent 4"/>
+    <w:lsdException w:unhideWhenUsed="0" w:uiPriority="71" w:semiHidden="0" w:name="Colorful Shading Accent 4"/>
+    <w:lsdException w:unhideWhenUsed="0" w:uiPriority="72" w:semiHidden="0" w:name="Colorful List Accent 4"/>
+    <w:lsdException w:unhideWhenUsed="0" w:uiPriority="73" w:semiHidden="0" w:name="Colorful Grid Accent 4"/>
+    <w:lsdException w:unhideWhenUsed="0" w:uiPriority="60" w:semiHidden="0" w:name="Light Shading Accent 5"/>
+    <w:lsdException w:unhideWhenUsed="0" w:uiPriority="61" w:semiHidden="0" w:name="Light List Accent 5"/>
+    <w:lsdException w:unhideWhenUsed="0" w:uiPriority="62" w:semiHidden="0" w:name="Light Grid Accent 5"/>
+    <w:lsdException w:unhideWhenUsed="0" w:uiPriority="63" w:semiHidden="0" w:name="Medium Shading 1 Accent 5"/>
+    <w:lsdException w:unhideWhenUsed="0" w:uiPriority="64" w:semiHidden="0" w:name="Medium Shading 2 Accent 5"/>
+    <w:lsdException w:unhideWhenUsed="0" w:uiPriority="65" w:semiHidden="0" w:name="Medium List 1 Accent 5"/>
+    <w:lsdException w:unhideWhenUsed="0" w:uiPriority="66" w:semiHidden="0" w:name="Medium List 2 Accent 5"/>
+    <w:lsdException w:unhideWhenUsed="0" w:uiPriority="67" w:semiHidden="0" w:name="Medium Grid 1 Accent 5"/>
+    <w:lsdException w:unhideWhenUsed="0" w:uiPriority="68" w:semiHidden="0" w:name="Medium Grid 2 Accent 5"/>
+    <w:lsdException w:unhideWhenUsed="0" w:uiPriority="69" w:semiHidden="0" w:name="Medium Grid 3 Accent 5"/>
+    <w:lsdException w:unhideWhenUsed="0" w:uiPriority="70" w:semiHidden="0" w:name="Dark List Accent 5"/>
+    <w:lsdException w:unhideWhenUsed="0" w:uiPriority="71" w:semiHidden="0" w:name="Colorful Shading Accent 5"/>
+    <w:lsdException w:unhideWhenUsed="0" w:uiPriority="72" w:semiHidden="0" w:name="Colorful List Accent 5"/>
+    <w:lsdException w:unhideWhenUsed="0" w:uiPriority="73" w:semiHidden="0" w:name="Colorful Grid Accent 5"/>
+    <w:lsdException w:unhideWhenUsed="0" w:uiPriority="60" w:semiHidden="0" w:name="Light Shading Accent 6"/>
+    <w:lsdException w:unhideWhenUsed="0" w:uiPriority="61" w:semiHidden="0" w:name="Light List Accent 6"/>
+    <w:lsdException w:unhideWhenUsed="0" w:uiPriority="62" w:semiHidden="0" w:name="Light Grid Accent 6"/>
+    <w:lsdException w:unhideWhenUsed="0" w:uiPriority="63" w:semiHidden="0" w:name="Medium Shading 1 Accent 6"/>
+    <w:lsdException w:unhideWhenUsed="0" w:uiPriority="64" w:semiHidden="0" w:name="Medium Shading 2 Accent 6"/>
+    <w:lsdException w:unhideWhenUsed="0" w:uiPriority="65" w:semiHidden="0" w:name="Medium List 1 Accent 6"/>
+    <w:lsdException w:unhideWhenUsed="0" w:uiPriority="66" w:semiHidden="0" w:name="Medium List 2 Accent 6"/>
+    <w:lsdException w:unhideWhenUsed="0" w:uiPriority="67" w:semiHidden="0" w:name="Medium Grid 1 Accent 6"/>
+    <w:lsdException w:unhideWhenUsed="0" w:uiPriority="68" w:semiHidden="0" w:name="Medium Grid 2 Accent 6"/>
+    <w:lsdException w:unhideWhenUsed="0" w:uiPriority="69" w:semiHidden="0" w:name="Medium Grid 3 Accent 6"/>
+    <w:lsdException w:unhideWhenUsed="0" w:uiPriority="70" w:semiHidden="0" w:name="Dark List Accent 6"/>
+    <w:lsdException w:unhideWhenUsed="0" w:uiPriority="71" w:semiHidden="0" w:name="Colorful Shading Accent 6"/>
+    <w:lsdException w:unhideWhenUsed="0" w:uiPriority="72" w:semiHidden="0" w:name="Colorful List Accent 6"/>
+    <w:lsdException w:unhideWhenUsed="0" w:uiPriority="73" w:semiHidden="0" w:name="Colorful Grid Accent 6"/>
   </w:latentStyles>
-  <w:style w:type="paragraph" w:default="1" w:styleId="a">
+  <w:style w:type="paragraph" w:default="1" w:styleId="1">
     <w:name w:val="Normal"/>
     <w:qFormat/>
-    <w:rsid w:val="00B50893"/>
+    <w:uiPriority w:val="0"/>
     <w:pPr>
       <w:widowControl w:val="0"/>
       <w:jc w:val="both"/>
     </w:pPr>
     <w:rPr>
-      <w:rFonts w:ascii="Times New Roman" w:eastAsia="宋体" w:hAnsi="Times New Roman" w:cs="Times New Roman"/>
+      <w:rFonts w:ascii="Times New Roman" w:hAnsi="Times New Roman" w:eastAsia="宋体" w:cs="Times New Roman"/>
+      <w:kern w:val="2"/>
+      <w:sz w:val="21"/>
       <w:szCs w:val="24"/>
+      <w:lang w:val="en-US" w:eastAsia="zh-CN" w:bidi="ar-SA"/>
     </w:rPr>
   </w:style>
-  <w:style w:type="character" w:default="1" w:styleId="a0">
+  <w:style w:type="character" w:default="1" w:styleId="3">
     <w:name w:val="Default Paragraph Font"/>
-    <w:uiPriority w:val="1"/>
     <w:semiHidden/>
     <w:unhideWhenUsed/>
+    <w:qFormat/>
+    <w:uiPriority w:val="1"/>
   </w:style>
-  <w:style w:type="table" w:default="1" w:styleId="a1">
+  <w:style w:type="table" w:default="1" w:styleId="2">
     <w:name w:val="Normal Table"/>
-    <w:uiPriority w:val="99"/>
     <w:semiHidden/>
     <w:unhideWhenUsed/>
+    <w:qFormat/>
+    <w:uiPriority w:val="99"/>
     <w:tblPr>
-      <w:tblInd w:w="0" w:type="dxa"/>
       <w:tblCellMar>
         <w:top w:w="0" w:type="dxa"/>
         <w:left w:w="108" w:type="dxa"/>
@@ -2157,12 +2121,6 @@
         <w:right w:w="108" w:type="dxa"/>
       </w:tblCellMar>
     </w:tblPr>
-  </w:style>
-  <w:style w:type="numbering" w:default="1" w:styleId="a2">
-    <w:name w:val="No List"/>
-    <w:uiPriority w:val="99"/>
-    <w:semiHidden/>
-    <w:unhideWhenUsed/>
   </w:style>
 </w:styles>
 </file>
@@ -2210,7 +2168,7 @@
     </a:clrScheme>
     <a:fontScheme name="Office">
       <a:majorFont>
-        <a:latin typeface="等线 Light" panose="020F0302020204030204"/>
+        <a:latin typeface="等线 Light"/>
         <a:ea typeface=""/>
         <a:cs typeface=""/>
         <a:font script="Jpan" typeface="游ゴシック Light"/>
@@ -2243,26 +2201,9 @@
         <a:font script="Viet" typeface="Times New Roman"/>
         <a:font script="Uigh" typeface="Microsoft Uighur"/>
         <a:font script="Geor" typeface="Sylfaen"/>
-        <a:font script="Armn" typeface="Arial"/>
-        <a:font script="Bugi" typeface="Leelawadee UI"/>
-        <a:font script="Bopo" typeface="Microsoft JhengHei"/>
-        <a:font script="Java" typeface="Javanese Text"/>
-        <a:font script="Lisu" typeface="Segoe UI"/>
-        <a:font script="Mymr" typeface="Myanmar Text"/>
-        <a:font script="Nkoo" typeface="Ebrima"/>
-        <a:font script="Olck" typeface="Nirmala UI"/>
-        <a:font script="Osma" typeface="Ebrima"/>
-        <a:font script="Phag" typeface="Phagspa"/>
-        <a:font script="Syrn" typeface="Estrangelo Edessa"/>
-        <a:font script="Syrj" typeface="Estrangelo Edessa"/>
-        <a:font script="Syre" typeface="Estrangelo Edessa"/>
-        <a:font script="Sora" typeface="Nirmala UI"/>
-        <a:font script="Tale" typeface="Microsoft Tai Le"/>
-        <a:font script="Talu" typeface="Microsoft New Tai Lue"/>
-        <a:font script="Tfng" typeface="Ebrima"/>
       </a:majorFont>
       <a:minorFont>
-        <a:latin typeface="等线" panose="020F0502020204030204"/>
+        <a:latin typeface="等线"/>
         <a:ea typeface=""/>
         <a:cs typeface=""/>
         <a:font script="Jpan" typeface="游明朝"/>
@@ -2295,23 +2236,6 @@
         <a:font script="Viet" typeface="Arial"/>
         <a:font script="Uigh" typeface="Microsoft Uighur"/>
         <a:font script="Geor" typeface="Sylfaen"/>
-        <a:font script="Armn" typeface="Arial"/>
-        <a:font script="Bugi" typeface="Leelawadee UI"/>
-        <a:font script="Bopo" typeface="Microsoft JhengHei"/>
-        <a:font script="Java" typeface="Javanese Text"/>
-        <a:font script="Lisu" typeface="Segoe UI"/>
-        <a:font script="Mymr" typeface="Myanmar Text"/>
-        <a:font script="Nkoo" typeface="Ebrima"/>
-        <a:font script="Olck" typeface="Nirmala UI"/>
-        <a:font script="Osma" typeface="Ebrima"/>
-        <a:font script="Phag" typeface="Phagspa"/>
-        <a:font script="Syrn" typeface="Estrangelo Edessa"/>
-        <a:font script="Syrj" typeface="Estrangelo Edessa"/>
-        <a:font script="Syre" typeface="Estrangelo Edessa"/>
-        <a:font script="Sora" typeface="Nirmala UI"/>
-        <a:font script="Tale" typeface="Microsoft Tai Le"/>
-        <a:font script="Talu" typeface="Microsoft New Tai Lue"/>
-        <a:font script="Tfng" typeface="Ebrima"/>
       </a:minorFont>
     </a:fontScheme>
     <a:fmtScheme name="Office">
@@ -2453,11 +2377,5 @@
     </a:fmtScheme>
   </a:themeElements>
   <a:objectDefaults/>
-  <a:extraClrSchemeLst/>
-  <a:extLst>
-    <a:ext uri="{05A4C25C-085E-4340-85A3-A5531E510DB2}">
-      <thm15:themeFamily xmlns:thm15="http://schemas.microsoft.com/office/thememl/2012/main" name="Office Theme" id="{62F939B6-93AF-4DB8-9C6B-D6C7DFDC589F}" vid="{4A3C46E8-61CC-4603-A589-7422A47A8E4A}"/>
-    </a:ext>
-  </a:extLst>
 </a:theme>
 </file>